--- a/assets/downloads/teacher/rcf-english-grade-8-ppp-lesson-plans.docx
+++ b/assets/downloads/teacher/rcf-english-grade-8-ppp-lesson-plans.docx
@@ -49,105 +49,7 @@
         <w:keepNext/>
       </w:pPr>
       <w:r>
-        <w:t xml:space="preserve">The PPP stages in one line each</w:t>
-      </w:r>
-    </w:p>
-    <w:p>
-      <w:r>
-        <w:rPr>
-          <w:b/>
-        </w:rPr>
-        <w:t xml:space="preserve">Presentation:</w:t>
-      </w:r>
-      <w:r>
-        <w:t xml:space="preserve"> the teacher shows the new language in a clear context. </w:t>
-      </w:r>
-      <w:r>
-        <w:rPr>
-          <w:b/>
-        </w:rPr>
-        <w:t xml:space="preserve">Practice:</w:t>
-      </w:r>
-      <w:r>
-        <w:t xml:space="preserve"> pupils use it in controlled tasks, usually from the Pupil's Book. </w:t>
-      </w:r>
-      <w:r>
-        <w:rPr>
-          <w:b/>
-        </w:rPr>
-        <w:t xml:space="preserve">Production:</w:t>
-      </w:r>
-      <w:r>
-        <w:t xml:space="preserve"> pupils use it more freely for their own purpose. </w:t>
-      </w:r>
-      <w:r>
-        <w:rPr>
-          <w:b/>
-        </w:rPr>
-        <w:t xml:space="preserve">Check and close:</w:t>
-      </w:r>
-      <w:r>
-        <w:t xml:space="preserve"> a quick check of learning, then homework.</w:t>
-      </w:r>
-    </w:p>
-    <w:p>
-      <w:pPr>
-        <w:pStyle w:val="Heading1"/>
-        <w:keepNext/>
-      </w:pPr>
-      <w:r>
-        <w:t xml:space="preserve">Plan 1: Unit 1, Plan the Work, Work the Plan</w:t>
-      </w:r>
-    </w:p>
-    <w:p>
-      <w:pPr>
-        <w:keepNext/>
-      </w:pPr>
-      <w:r>
-        <w:rPr>
-          <w:b/>
-        </w:rPr>
-        <w:t xml:space="preserve">Book activity:</w:t>
-      </w:r>
-      <w:r>
-        <w:t xml:space="preserve"> Activities 1.1, 1.2 and 1.3. </w:t>
-      </w:r>
-      <w:r>
-        <w:rPr>
-          <w:b/>
-        </w:rPr>
-        <w:t xml:space="preserve">Focus:</w:t>
-      </w:r>
-      <w:r>
-        <w:t xml:space="preserve"> Reflexive pronouns.</w:t>
-      </w:r>
-    </w:p>
-    <w:p>
-      <w:pPr>
-        <w:keepNext/>
-      </w:pPr>
-      <w:r>
-        <w:rPr>
-          <w:b/>
-        </w:rPr>
-        <w:t xml:space="preserve">Learning outcome:</w:t>
-      </w:r>
-      <w:r>
-        <w:t xml:space="preserve"> by the end of the lesson, pupils will be able to use myself, yourself, himself and so on correctly in sentences.</w:t>
-      </w:r>
-    </w:p>
-    <w:p>
-      <w:pPr>
-        <w:keepNext/>
-      </w:pPr>
-      <w:r>
-        <w:rPr>
-          <w:b/>
-        </w:rPr>
-        <w:t xml:space="preserve">Materials:</w:t>
-      </w:r>
-      <w:r>
-        <w:t xml:space="preserve"> The English Day planning dialogue.</w:t>
+        <w:t xml:space="preserve">The four stages, and the colour each one uses</w:t>
       </w:r>
     </w:p>
     <w:tbl>
@@ -224,24 +126,32 @@
               <w:rPr>
                 <w:b/>
               </w:rPr>
-              <w:t xml:space="preserve">What happens</w:t>
-            </w:r>
-          </w:p>
-        </w:tc>
-      </w:tr>
-      <w:tr>
-        <w:trPr>
-          <w:cantSplit/>
-        </w:trPr>
-        <w:tc>
-          <w:tcPr>
-            <w:tcW w:w="1826" w:type="dxa"/>
-          </w:tcPr>
-          <w:p>
-            <w:pPr>
-              <w:pStyle w:val="TableText"/>
-            </w:pPr>
-            <w:r>
+              <w:t xml:space="preserve">What the teacher does</w:t>
+            </w:r>
+          </w:p>
+        </w:tc>
+      </w:tr>
+      <w:tr>
+        <w:trPr>
+          <w:cantSplit/>
+        </w:trPr>
+        <w:tc>
+          <w:tcPr>
+            <w:tcW w:w="1826" w:type="dxa"/>
+            <w:shd w:val="clear" w:color="auto" w:fill="EFF4FB"/>
+            <w:tcBorders>
+              <w:left w:val="single" w:sz="18" w:space="0" w:color="1E4276"/>
+            </w:tcBorders>
+          </w:tcPr>
+          <w:p>
+            <w:pPr>
+              <w:pStyle w:val="TableText"/>
+            </w:pPr>
+            <w:r>
+              <w:rPr>
+                <w:b/>
+                <w:color w:val="0F2647"/>
+              </w:rPr>
               <w:t xml:space="preserve">Presentation</w:t>
             </w:r>
           </w:p>
@@ -249,6 +159,7 @@
         <w:tc>
           <w:tcPr>
             <w:tcW w:w="974" w:type="dxa"/>
+            <w:shd w:val="clear" w:color="auto" w:fill="EFF4FB"/>
           </w:tcPr>
           <w:p>
             <w:pPr>
@@ -262,30 +173,39 @@
         <w:tc>
           <w:tcPr>
             <w:tcW w:w="7306" w:type="dxa"/>
-          </w:tcPr>
-          <w:p>
-            <w:pPr>
-              <w:pStyle w:val="TableText"/>
-            </w:pPr>
-            <w:r>
-              <w:t xml:space="preserve">Act out 1.1. Pick out We did it ourselves. List the reflexive pronouns beside the subject pronouns.</w:t>
-            </w:r>
-          </w:p>
-        </w:tc>
-      </w:tr>
-      <w:tr>
-        <w:trPr>
-          <w:cantSplit/>
-        </w:trPr>
-        <w:tc>
-          <w:tcPr>
-            <w:tcW w:w="1826" w:type="dxa"/>
-          </w:tcPr>
-          <w:p>
-            <w:pPr>
-              <w:pStyle w:val="TableText"/>
-            </w:pPr>
-            <w:r>
+            <w:shd w:val="clear" w:color="auto" w:fill="EFF4FB"/>
+          </w:tcPr>
+          <w:p>
+            <w:pPr>
+              <w:pStyle w:val="TableText"/>
+            </w:pPr>
+            <w:r>
+              <w:t xml:space="preserve">Shows the new language in a clear context.</w:t>
+            </w:r>
+          </w:p>
+        </w:tc>
+      </w:tr>
+      <w:tr>
+        <w:trPr>
+          <w:cantSplit/>
+        </w:trPr>
+        <w:tc>
+          <w:tcPr>
+            <w:tcW w:w="1826" w:type="dxa"/>
+            <w:shd w:val="clear" w:color="auto" w:fill="EDF7F4"/>
+            <w:tcBorders>
+              <w:left w:val="single" w:sz="18" w:space="0" w:color="0E7C66"/>
+            </w:tcBorders>
+          </w:tcPr>
+          <w:p>
+            <w:pPr>
+              <w:pStyle w:val="TableText"/>
+            </w:pPr>
+            <w:r>
+              <w:rPr>
+                <w:b/>
+                <w:color w:val="08503F"/>
+              </w:rPr>
               <w:t xml:space="preserve">Practice</w:t>
             </w:r>
           </w:p>
@@ -293,6 +213,7 @@
         <w:tc>
           <w:tcPr>
             <w:tcW w:w="974" w:type="dxa"/>
+            <w:shd w:val="clear" w:color="auto" w:fill="EDF7F4"/>
           </w:tcPr>
           <w:p>
             <w:pPr>
@@ -306,30 +227,39 @@
         <w:tc>
           <w:tcPr>
             <w:tcW w:w="7306" w:type="dxa"/>
-          </w:tcPr>
-          <w:p>
-            <w:pPr>
-              <w:pStyle w:val="TableText"/>
-            </w:pPr>
-            <w:r>
-              <w:t xml:space="preserve">Answer the 1.2 questions. Rearrange the words into sentences (1.3).</w:t>
-            </w:r>
-          </w:p>
-        </w:tc>
-      </w:tr>
-      <w:tr>
-        <w:trPr>
-          <w:cantSplit/>
-        </w:trPr>
-        <w:tc>
-          <w:tcPr>
-            <w:tcW w:w="1826" w:type="dxa"/>
-          </w:tcPr>
-          <w:p>
-            <w:pPr>
-              <w:pStyle w:val="TableText"/>
-            </w:pPr>
-            <w:r>
+            <w:shd w:val="clear" w:color="auto" w:fill="EDF7F4"/>
+          </w:tcPr>
+          <w:p>
+            <w:pPr>
+              <w:pStyle w:val="TableText"/>
+            </w:pPr>
+            <w:r>
+              <w:t xml:space="preserve">Pupils use it in controlled tasks, usually from the Pupil's Book.</w:t>
+            </w:r>
+          </w:p>
+        </w:tc>
+      </w:tr>
+      <w:tr>
+        <w:trPr>
+          <w:cantSplit/>
+        </w:trPr>
+        <w:tc>
+          <w:tcPr>
+            <w:tcW w:w="1826" w:type="dxa"/>
+            <w:shd w:val="clear" w:color="auto" w:fill="FDF6E8"/>
+            <w:tcBorders>
+              <w:left w:val="single" w:sz="18" w:space="0" w:color="B07C12"/>
+            </w:tcBorders>
+          </w:tcPr>
+          <w:p>
+            <w:pPr>
+              <w:pStyle w:val="TableText"/>
+            </w:pPr>
+            <w:r>
+              <w:rPr>
+                <w:b/>
+                <w:color w:val="7D5205"/>
+              </w:rPr>
               <w:t xml:space="preserve">Production</w:t>
             </w:r>
           </w:p>
@@ -337,6 +267,7 @@
         <w:tc>
           <w:tcPr>
             <w:tcW w:w="974" w:type="dxa"/>
+            <w:shd w:val="clear" w:color="auto" w:fill="FDF6E8"/>
           </w:tcPr>
           <w:p>
             <w:pPr>
@@ -350,30 +281,39 @@
         <w:tc>
           <w:tcPr>
             <w:tcW w:w="7306" w:type="dxa"/>
-          </w:tcPr>
-          <w:p>
-            <w:pPr>
-              <w:pStyle w:val="TableText"/>
-            </w:pPr>
-            <w:r>
-              <w:t xml:space="preserve">Pairs describe something they did by themselves last week.</w:t>
-            </w:r>
-          </w:p>
-        </w:tc>
-      </w:tr>
-      <w:tr>
-        <w:trPr>
-          <w:cantSplit/>
-        </w:trPr>
-        <w:tc>
-          <w:tcPr>
-            <w:tcW w:w="1826" w:type="dxa"/>
-          </w:tcPr>
-          <w:p>
-            <w:pPr>
-              <w:pStyle w:val="TableText"/>
-            </w:pPr>
-            <w:r>
+            <w:shd w:val="clear" w:color="auto" w:fill="FDF6E8"/>
+          </w:tcPr>
+          <w:p>
+            <w:pPr>
+              <w:pStyle w:val="TableText"/>
+            </w:pPr>
+            <w:r>
+              <w:t xml:space="preserve">Pupils use it more freely, for a purpose of their own.</w:t>
+            </w:r>
+          </w:p>
+        </w:tc>
+      </w:tr>
+      <w:tr>
+        <w:trPr>
+          <w:cantSplit/>
+        </w:trPr>
+        <w:tc>
+          <w:tcPr>
+            <w:tcW w:w="1826" w:type="dxa"/>
+            <w:shd w:val="clear" w:color="auto" w:fill="F7F9FB"/>
+            <w:tcBorders>
+              <w:left w:val="single" w:sz="18" w:space="0" w:color="8E98A4"/>
+            </w:tcBorders>
+          </w:tcPr>
+          <w:p>
+            <w:pPr>
+              <w:pStyle w:val="TableText"/>
+            </w:pPr>
+            <w:r>
+              <w:rPr>
+                <w:b/>
+                <w:color w:val="33404F"/>
+              </w:rPr>
               <w:t xml:space="preserve">Check and close</w:t>
             </w:r>
           </w:p>
@@ -381,6 +321,7 @@
         <w:tc>
           <w:tcPr>
             <w:tcW w:w="974" w:type="dxa"/>
+            <w:shd w:val="clear" w:color="auto" w:fill="F7F9FB"/>
           </w:tcPr>
           <w:p>
             <w:pPr>
@@ -394,22 +335,14 @@
         <w:tc>
           <w:tcPr>
             <w:tcW w:w="7306" w:type="dxa"/>
-          </w:tcPr>
-          <w:p>
-            <w:pPr>
-              <w:pStyle w:val="TableText"/>
-            </w:pPr>
-            <w:r>
-              <w:t xml:space="preserve">Correct hisself → himself. </w:t>
-            </w:r>
-            <w:r>
-              <w:rPr>
-                <w:b/>
-              </w:rPr>
-              <w:t xml:space="preserve">Homework:</w:t>
-            </w:r>
-            <w:r>
-              <w:t xml:space="preserve"> Write five sentences about things you do yourself.</w:t>
+            <w:shd w:val="clear" w:color="auto" w:fill="F7F9FB"/>
+          </w:tcPr>
+          <w:p>
+            <w:pPr>
+              <w:pStyle w:val="TableText"/>
+            </w:pPr>
+            <w:r>
+              <w:t xml:space="preserve">A quick check of learning, then homework.</w:t>
             </w:r>
           </w:p>
         </w:tc>
@@ -422,7 +355,7 @@
         <w:keepNext/>
       </w:pPr>
       <w:r>
-        <w:t xml:space="preserve">Plan 2: Unit 1, Plan the Work, Work the Plan</w:t>
+        <w:t xml:space="preserve">Plan 1: Unit 1, Plan the Work, Work the Plan</w:t>
       </w:r>
     </w:p>
     <w:p>
@@ -436,7 +369,7 @@
         <w:t xml:space="preserve">Book activity:</w:t>
       </w:r>
       <w:r>
-        <w:t xml:space="preserve"> Activities 1.7 and 1.9. </w:t>
+        <w:t xml:space="preserve"> Activities 1.1, 1.2 and 1.3. </w:t>
       </w:r>
       <w:r>
         <w:rPr>
@@ -445,7 +378,7 @@
         <w:t xml:space="preserve">Focus:</w:t>
       </w:r>
       <w:r>
-        <w:t xml:space="preserve"> Plural nouns and a friendly letter.</w:t>
+        <w:t xml:space="preserve"> Reflexive pronouns.</w:t>
       </w:r>
     </w:p>
     <w:p>
@@ -459,7 +392,7 @@
         <w:t xml:space="preserve">Learning outcome:</w:t>
       </w:r>
       <w:r>
-        <w:t xml:space="preserve"> by the end of the lesson, pupils will be able to form regular and irregular plurals and plan a friendly letter.</w:t>
+        <w:t xml:space="preserve"> by the end of the lesson, pupils will be able to use myself, yourself, himself and so on correctly in sentences.</w:t>
       </w:r>
     </w:p>
     <w:p>
@@ -473,7 +406,7 @@
         <w:t xml:space="preserve">Materials:</w:t>
       </w:r>
       <w:r>
-        <w:t xml:space="preserve"> Amitha's letter.</w:t>
+        <w:t xml:space="preserve"> The English Day planning dialogue.</w:t>
       </w:r>
     </w:p>
     <w:tbl>
@@ -562,12 +495,20 @@
         <w:tc>
           <w:tcPr>
             <w:tcW w:w="1826" w:type="dxa"/>
-          </w:tcPr>
-          <w:p>
-            <w:pPr>
-              <w:pStyle w:val="TableText"/>
-            </w:pPr>
-            <w:r>
+            <w:shd w:val="clear" w:color="auto" w:fill="EFF4FB"/>
+            <w:tcBorders>
+              <w:left w:val="single" w:sz="18" w:space="0" w:color="1E4276"/>
+            </w:tcBorders>
+          </w:tcPr>
+          <w:p>
+            <w:pPr>
+              <w:pStyle w:val="TableText"/>
+            </w:pPr>
+            <w:r>
+              <w:rPr>
+                <w:b/>
+                <w:color w:val="0F2647"/>
+              </w:rPr>
               <w:t xml:space="preserve">Presentation</w:t>
             </w:r>
           </w:p>
@@ -575,6 +516,7 @@
         <w:tc>
           <w:tcPr>
             <w:tcW w:w="974" w:type="dxa"/>
+            <w:shd w:val="clear" w:color="auto" w:fill="EFF4FB"/>
           </w:tcPr>
           <w:p>
             <w:pPr>
@@ -588,30 +530,39 @@
         <w:tc>
           <w:tcPr>
             <w:tcW w:w="7306" w:type="dxa"/>
-          </w:tcPr>
-          <w:p>
-            <w:pPr>
-              <w:pStyle w:val="TableText"/>
-            </w:pPr>
-            <w:r>
-              <w:t xml:space="preserve">Write a cup, a boot, a knife, a child and elicit the plurals. Read Amitha's letter aloud; label its parts.</w:t>
-            </w:r>
-          </w:p>
-        </w:tc>
-      </w:tr>
-      <w:tr>
-        <w:trPr>
-          <w:cantSplit/>
-        </w:trPr>
-        <w:tc>
-          <w:tcPr>
-            <w:tcW w:w="1826" w:type="dxa"/>
-          </w:tcPr>
-          <w:p>
-            <w:pPr>
-              <w:pStyle w:val="TableText"/>
-            </w:pPr>
-            <w:r>
+            <w:shd w:val="clear" w:color="auto" w:fill="EFF4FB"/>
+          </w:tcPr>
+          <w:p>
+            <w:pPr>
+              <w:pStyle w:val="TableText"/>
+            </w:pPr>
+            <w:r>
+              <w:t xml:space="preserve">Act out 1.1. Pick out We did it ourselves. List the reflexive pronouns beside the subject pronouns.</w:t>
+            </w:r>
+          </w:p>
+        </w:tc>
+      </w:tr>
+      <w:tr>
+        <w:trPr>
+          <w:cantSplit/>
+        </w:trPr>
+        <w:tc>
+          <w:tcPr>
+            <w:tcW w:w="1826" w:type="dxa"/>
+            <w:shd w:val="clear" w:color="auto" w:fill="EDF7F4"/>
+            <w:tcBorders>
+              <w:left w:val="single" w:sz="18" w:space="0" w:color="0E7C66"/>
+            </w:tcBorders>
+          </w:tcPr>
+          <w:p>
+            <w:pPr>
+              <w:pStyle w:val="TableText"/>
+            </w:pPr>
+            <w:r>
+              <w:rPr>
+                <w:b/>
+                <w:color w:val="08503F"/>
+              </w:rPr>
               <w:t xml:space="preserve">Practice</w:t>
             </w:r>
           </w:p>
@@ -619,6 +570,7 @@
         <w:tc>
           <w:tcPr>
             <w:tcW w:w="974" w:type="dxa"/>
+            <w:shd w:val="clear" w:color="auto" w:fill="EDF7F4"/>
           </w:tcPr>
           <w:p>
             <w:pPr>
@@ -632,30 +584,39 @@
         <w:tc>
           <w:tcPr>
             <w:tcW w:w="7306" w:type="dxa"/>
-          </w:tcPr>
-          <w:p>
-            <w:pPr>
-              <w:pStyle w:val="TableText"/>
-            </w:pPr>
-            <w:r>
-              <w:t xml:space="preserve">Write the plurals (1.7).</w:t>
-            </w:r>
-          </w:p>
-        </w:tc>
-      </w:tr>
-      <w:tr>
-        <w:trPr>
-          <w:cantSplit/>
-        </w:trPr>
-        <w:tc>
-          <w:tcPr>
-            <w:tcW w:w="1826" w:type="dxa"/>
-          </w:tcPr>
-          <w:p>
-            <w:pPr>
-              <w:pStyle w:val="TableText"/>
-            </w:pPr>
-            <w:r>
+            <w:shd w:val="clear" w:color="auto" w:fill="EDF7F4"/>
+          </w:tcPr>
+          <w:p>
+            <w:pPr>
+              <w:pStyle w:val="TableText"/>
+            </w:pPr>
+            <w:r>
+              <w:t xml:space="preserve">Answer the 1.2 questions. Rearrange the words into sentences (1.3).</w:t>
+            </w:r>
+          </w:p>
+        </w:tc>
+      </w:tr>
+      <w:tr>
+        <w:trPr>
+          <w:cantSplit/>
+        </w:trPr>
+        <w:tc>
+          <w:tcPr>
+            <w:tcW w:w="1826" w:type="dxa"/>
+            <w:shd w:val="clear" w:color="auto" w:fill="FDF6E8"/>
+            <w:tcBorders>
+              <w:left w:val="single" w:sz="18" w:space="0" w:color="B07C12"/>
+            </w:tcBorders>
+          </w:tcPr>
+          <w:p>
+            <w:pPr>
+              <w:pStyle w:val="TableText"/>
+            </w:pPr>
+            <w:r>
+              <w:rPr>
+                <w:b/>
+                <w:color w:val="7D5205"/>
+              </w:rPr>
               <w:t xml:space="preserve">Production</w:t>
             </w:r>
           </w:p>
@@ -663,6 +624,7 @@
         <w:tc>
           <w:tcPr>
             <w:tcW w:w="974" w:type="dxa"/>
+            <w:shd w:val="clear" w:color="auto" w:fill="FDF6E8"/>
           </w:tcPr>
           <w:p>
             <w:pPr>
@@ -676,30 +638,39 @@
         <w:tc>
           <w:tcPr>
             <w:tcW w:w="7306" w:type="dxa"/>
-          </w:tcPr>
-          <w:p>
-            <w:pPr>
-              <w:pStyle w:val="TableText"/>
-            </w:pPr>
-            <w:r>
-              <w:t xml:space="preserve">Pupils write a short letter to a pen friend about a trip they are planning.</w:t>
-            </w:r>
-          </w:p>
-        </w:tc>
-      </w:tr>
-      <w:tr>
-        <w:trPr>
-          <w:cantSplit/>
-        </w:trPr>
-        <w:tc>
-          <w:tcPr>
-            <w:tcW w:w="1826" w:type="dxa"/>
-          </w:tcPr>
-          <w:p>
-            <w:pPr>
-              <w:pStyle w:val="TableText"/>
-            </w:pPr>
-            <w:r>
+            <w:shd w:val="clear" w:color="auto" w:fill="FDF6E8"/>
+          </w:tcPr>
+          <w:p>
+            <w:pPr>
+              <w:pStyle w:val="TableText"/>
+            </w:pPr>
+            <w:r>
+              <w:t xml:space="preserve">Pairs describe something they did by themselves last week.</w:t>
+            </w:r>
+          </w:p>
+        </w:tc>
+      </w:tr>
+      <w:tr>
+        <w:trPr>
+          <w:cantSplit/>
+        </w:trPr>
+        <w:tc>
+          <w:tcPr>
+            <w:tcW w:w="1826" w:type="dxa"/>
+            <w:shd w:val="clear" w:color="auto" w:fill="F7F9FB"/>
+            <w:tcBorders>
+              <w:left w:val="single" w:sz="18" w:space="0" w:color="8E98A4"/>
+            </w:tcBorders>
+          </w:tcPr>
+          <w:p>
+            <w:pPr>
+              <w:pStyle w:val="TableText"/>
+            </w:pPr>
+            <w:r>
+              <w:rPr>
+                <w:b/>
+                <w:color w:val="33404F"/>
+              </w:rPr>
               <w:t xml:space="preserve">Check and close</w:t>
             </w:r>
           </w:p>
@@ -707,6 +678,7 @@
         <w:tc>
           <w:tcPr>
             <w:tcW w:w="974" w:type="dxa"/>
+            <w:shd w:val="clear" w:color="auto" w:fill="F7F9FB"/>
           </w:tcPr>
           <w:p>
             <w:pPr>
@@ -720,13 +692,14 @@
         <w:tc>
           <w:tcPr>
             <w:tcW w:w="7306" w:type="dxa"/>
-          </w:tcPr>
-          <w:p>
-            <w:pPr>
-              <w:pStyle w:val="TableText"/>
-            </w:pPr>
-            <w:r>
-              <w:t xml:space="preserve">Check the address and greeting layout. </w:t>
+            <w:shd w:val="clear" w:color="auto" w:fill="F7F9FB"/>
+          </w:tcPr>
+          <w:p>
+            <w:pPr>
+              <w:pStyle w:val="TableText"/>
+            </w:pPr>
+            <w:r>
+              <w:t xml:space="preserve">Correct hisself → himself. </w:t>
             </w:r>
             <w:r>
               <w:rPr>
@@ -735,7 +708,7 @@
               <w:t xml:space="preserve">Homework:</w:t>
             </w:r>
             <w:r>
-              <w:t xml:space="preserve"> Finish the letter neatly.</w:t>
+              <w:t xml:space="preserve"> Write five sentences about things you do yourself.</w:t>
             </w:r>
           </w:p>
         </w:tc>
@@ -748,7 +721,7 @@
         <w:keepNext/>
       </w:pPr>
       <w:r>
-        <w:t xml:space="preserve">Plan 3: Unit 2, Winged Friends</w:t>
+        <w:t xml:space="preserve">Plan 2: Unit 1, Plan the Work, Work the Plan</w:t>
       </w:r>
     </w:p>
     <w:p>
@@ -762,7 +735,7 @@
         <w:t xml:space="preserve">Book activity:</w:t>
       </w:r>
       <w:r>
-        <w:t xml:space="preserve"> Activities 2.5, 2.6 and 2.7. </w:t>
+        <w:t xml:space="preserve"> Activities 1.7 and 1.9. </w:t>
       </w:r>
       <w:r>
         <w:rPr>
@@ -771,7 +744,7 @@
         <w:t xml:space="preserve">Focus:</w:t>
       </w:r>
       <w:r>
-        <w:t xml:space="preserve"> Must, have to and should.</w:t>
+        <w:t xml:space="preserve"> Plural nouns and a friendly letter.</w:t>
       </w:r>
     </w:p>
     <w:p>
@@ -785,7 +758,7 @@
         <w:t xml:space="preserve">Learning outcome:</w:t>
       </w:r>
       <w:r>
-        <w:t xml:space="preserve"> by the end of the lesson, pupils will be able to express rules, needs and advice with must, have to / has to and should.</w:t>
+        <w:t xml:space="preserve"> by the end of the lesson, pupils will be able to form regular and irregular plurals and plan a friendly letter.</w:t>
       </w:r>
     </w:p>
     <w:p>
@@ -799,7 +772,7 @@
         <w:t xml:space="preserve">Materials:</w:t>
       </w:r>
       <w:r>
-        <w:t xml:space="preserve"> The substitution table in 2.5.</w:t>
+        <w:t xml:space="preserve"> Amitha's letter.</w:t>
       </w:r>
     </w:p>
     <w:tbl>
@@ -888,12 +861,20 @@
         <w:tc>
           <w:tcPr>
             <w:tcW w:w="1826" w:type="dxa"/>
-          </w:tcPr>
-          <w:p>
-            <w:pPr>
-              <w:pStyle w:val="TableText"/>
-            </w:pPr>
-            <w:r>
+            <w:shd w:val="clear" w:color="auto" w:fill="EFF4FB"/>
+            <w:tcBorders>
+              <w:left w:val="single" w:sz="18" w:space="0" w:color="1E4276"/>
+            </w:tcBorders>
+          </w:tcPr>
+          <w:p>
+            <w:pPr>
+              <w:pStyle w:val="TableText"/>
+            </w:pPr>
+            <w:r>
+              <w:rPr>
+                <w:b/>
+                <w:color w:val="0F2647"/>
+              </w:rPr>
               <w:t xml:space="preserve">Presentation</w:t>
             </w:r>
           </w:p>
@@ -901,6 +882,7 @@
         <w:tc>
           <w:tcPr>
             <w:tcW w:w="974" w:type="dxa"/>
+            <w:shd w:val="clear" w:color="auto" w:fill="EFF4FB"/>
           </w:tcPr>
           <w:p>
             <w:pPr>
@@ -914,30 +896,39 @@
         <w:tc>
           <w:tcPr>
             <w:tcW w:w="7306" w:type="dxa"/>
-          </w:tcPr>
-          <w:p>
-            <w:pPr>
-              <w:pStyle w:val="TableText"/>
-            </w:pPr>
-            <w:r>
-              <w:t xml:space="preserve">Contrast: You must wear a seat belt (rule). You should rest (advice). Add have to / has to.</w:t>
-            </w:r>
-          </w:p>
-        </w:tc>
-      </w:tr>
-      <w:tr>
-        <w:trPr>
-          <w:cantSplit/>
-        </w:trPr>
-        <w:tc>
-          <w:tcPr>
-            <w:tcW w:w="1826" w:type="dxa"/>
-          </w:tcPr>
-          <w:p>
-            <w:pPr>
-              <w:pStyle w:val="TableText"/>
-            </w:pPr>
-            <w:r>
+            <w:shd w:val="clear" w:color="auto" w:fill="EFF4FB"/>
+          </w:tcPr>
+          <w:p>
+            <w:pPr>
+              <w:pStyle w:val="TableText"/>
+            </w:pPr>
+            <w:r>
+              <w:t xml:space="preserve">Write a cup, a boot, a knife, a child and elicit the plurals. Read Amitha's letter aloud; label its parts.</w:t>
+            </w:r>
+          </w:p>
+        </w:tc>
+      </w:tr>
+      <w:tr>
+        <w:trPr>
+          <w:cantSplit/>
+        </w:trPr>
+        <w:tc>
+          <w:tcPr>
+            <w:tcW w:w="1826" w:type="dxa"/>
+            <w:shd w:val="clear" w:color="auto" w:fill="EDF7F4"/>
+            <w:tcBorders>
+              <w:left w:val="single" w:sz="18" w:space="0" w:color="0E7C66"/>
+            </w:tcBorders>
+          </w:tcPr>
+          <w:p>
+            <w:pPr>
+              <w:pStyle w:val="TableText"/>
+            </w:pPr>
+            <w:r>
+              <w:rPr>
+                <w:b/>
+                <w:color w:val="08503F"/>
+              </w:rPr>
               <w:t xml:space="preserve">Practice</w:t>
             </w:r>
           </w:p>
@@ -945,6 +936,7 @@
         <w:tc>
           <w:tcPr>
             <w:tcW w:w="974" w:type="dxa"/>
+            <w:shd w:val="clear" w:color="auto" w:fill="EDF7F4"/>
           </w:tcPr>
           <w:p>
             <w:pPr>
@@ -958,30 +950,39 @@
         <w:tc>
           <w:tcPr>
             <w:tcW w:w="7306" w:type="dxa"/>
-          </w:tcPr>
-          <w:p>
-            <w:pPr>
-              <w:pStyle w:val="TableText"/>
-            </w:pPr>
-            <w:r>
-              <w:t xml:space="preserve">Build sentences from the table (2.5). Complete the blanks (2.6).</w:t>
-            </w:r>
-          </w:p>
-        </w:tc>
-      </w:tr>
-      <w:tr>
-        <w:trPr>
-          <w:cantSplit/>
-        </w:trPr>
-        <w:tc>
-          <w:tcPr>
-            <w:tcW w:w="1826" w:type="dxa"/>
-          </w:tcPr>
-          <w:p>
-            <w:pPr>
-              <w:pStyle w:val="TableText"/>
-            </w:pPr>
-            <w:r>
+            <w:shd w:val="clear" w:color="auto" w:fill="EDF7F4"/>
+          </w:tcPr>
+          <w:p>
+            <w:pPr>
+              <w:pStyle w:val="TableText"/>
+            </w:pPr>
+            <w:r>
+              <w:t xml:space="preserve">Write the plurals (1.7).</w:t>
+            </w:r>
+          </w:p>
+        </w:tc>
+      </w:tr>
+      <w:tr>
+        <w:trPr>
+          <w:cantSplit/>
+        </w:trPr>
+        <w:tc>
+          <w:tcPr>
+            <w:tcW w:w="1826" w:type="dxa"/>
+            <w:shd w:val="clear" w:color="auto" w:fill="FDF6E8"/>
+            <w:tcBorders>
+              <w:left w:val="single" w:sz="18" w:space="0" w:color="B07C12"/>
+            </w:tcBorders>
+          </w:tcPr>
+          <w:p>
+            <w:pPr>
+              <w:pStyle w:val="TableText"/>
+            </w:pPr>
+            <w:r>
+              <w:rPr>
+                <w:b/>
+                <w:color w:val="7D5205"/>
+              </w:rPr>
               <w:t xml:space="preserve">Production</w:t>
             </w:r>
           </w:p>
@@ -989,6 +990,7 @@
         <w:tc>
           <w:tcPr>
             <w:tcW w:w="974" w:type="dxa"/>
+            <w:shd w:val="clear" w:color="auto" w:fill="FDF6E8"/>
           </w:tcPr>
           <w:p>
             <w:pPr>
@@ -1002,30 +1004,39 @@
         <w:tc>
           <w:tcPr>
             <w:tcW w:w="7306" w:type="dxa"/>
-          </w:tcPr>
-          <w:p>
-            <w:pPr>
-              <w:pStyle w:val="TableText"/>
-            </w:pPr>
-            <w:r>
-              <w:t xml:space="preserve">Write three sentences each with the three forms and their negatives (2.7).</w:t>
-            </w:r>
-          </w:p>
-        </w:tc>
-      </w:tr>
-      <w:tr>
-        <w:trPr>
-          <w:cantSplit/>
-        </w:trPr>
-        <w:tc>
-          <w:tcPr>
-            <w:tcW w:w="1826" w:type="dxa"/>
-          </w:tcPr>
-          <w:p>
-            <w:pPr>
-              <w:pStyle w:val="TableText"/>
-            </w:pPr>
-            <w:r>
+            <w:shd w:val="clear" w:color="auto" w:fill="FDF6E8"/>
+          </w:tcPr>
+          <w:p>
+            <w:pPr>
+              <w:pStyle w:val="TableText"/>
+            </w:pPr>
+            <w:r>
+              <w:t xml:space="preserve">Pupils write a short letter to a pen friend about a trip they are planning.</w:t>
+            </w:r>
+          </w:p>
+        </w:tc>
+      </w:tr>
+      <w:tr>
+        <w:trPr>
+          <w:cantSplit/>
+        </w:trPr>
+        <w:tc>
+          <w:tcPr>
+            <w:tcW w:w="1826" w:type="dxa"/>
+            <w:shd w:val="clear" w:color="auto" w:fill="F7F9FB"/>
+            <w:tcBorders>
+              <w:left w:val="single" w:sz="18" w:space="0" w:color="8E98A4"/>
+            </w:tcBorders>
+          </w:tcPr>
+          <w:p>
+            <w:pPr>
+              <w:pStyle w:val="TableText"/>
+            </w:pPr>
+            <w:r>
+              <w:rPr>
+                <w:b/>
+                <w:color w:val="33404F"/>
+              </w:rPr>
               <w:t xml:space="preserve">Check and close</w:t>
             </w:r>
           </w:p>
@@ -1033,6 +1044,7 @@
         <w:tc>
           <w:tcPr>
             <w:tcW w:w="974" w:type="dxa"/>
+            <w:shd w:val="clear" w:color="auto" w:fill="F7F9FB"/>
           </w:tcPr>
           <w:p>
             <w:pPr>
@@ -1046,13 +1058,14 @@
         <w:tc>
           <w:tcPr>
             <w:tcW w:w="7306" w:type="dxa"/>
-          </w:tcPr>
-          <w:p>
-            <w:pPr>
-              <w:pStyle w:val="TableText"/>
-            </w:pPr>
-            <w:r>
-              <w:t xml:space="preserve">Pairs read and correct each other. </w:t>
+            <w:shd w:val="clear" w:color="auto" w:fill="F7F9FB"/>
+          </w:tcPr>
+          <w:p>
+            <w:pPr>
+              <w:pStyle w:val="TableText"/>
+            </w:pPr>
+            <w:r>
+              <w:t xml:space="preserve">Check the address and greeting layout. </w:t>
             </w:r>
             <w:r>
               <w:rPr>
@@ -1061,7 +1074,7 @@
               <w:t xml:space="preserve">Homework:</w:t>
             </w:r>
             <w:r>
-              <w:t xml:space="preserve"> Write rules for looking after birds.</w:t>
+              <w:t xml:space="preserve"> Finish the letter neatly.</w:t>
             </w:r>
           </w:p>
         </w:tc>
@@ -1074,7 +1087,7 @@
         <w:keepNext/>
       </w:pPr>
       <w:r>
-        <w:t xml:space="preserve">Plan 4: Unit 3, Let's Be Considerate</w:t>
+        <w:t xml:space="preserve">Plan 3: Unit 2, Winged Friends</w:t>
       </w:r>
     </w:p>
     <w:p>
@@ -1088,7 +1101,7 @@
         <w:t xml:space="preserve">Book activity:</w:t>
       </w:r>
       <w:r>
-        <w:t xml:space="preserve"> Activities 3.1 and 3.3. </w:t>
+        <w:t xml:space="preserve"> Activities 2.5, 2.6 and 2.7. </w:t>
       </w:r>
       <w:r>
         <w:rPr>
@@ -1097,7 +1110,7 @@
         <w:t xml:space="preserve">Focus:</w:t>
       </w:r>
       <w:r>
-        <w:t xml:space="preserve"> Joining sentences with since and as.</w:t>
+        <w:t xml:space="preserve"> Must, have to and should.</w:t>
       </w:r>
     </w:p>
     <w:p>
@@ -1111,7 +1124,7 @@
         <w:t xml:space="preserve">Learning outcome:</w:t>
       </w:r>
       <w:r>
-        <w:t xml:space="preserve"> by the end of the lesson, pupils will be able to join a reason and a result using since and as.</w:t>
+        <w:t xml:space="preserve"> by the end of the lesson, pupils will be able to express rules, needs and advice with must, have to / has to and should.</w:t>
       </w:r>
     </w:p>
     <w:p>
@@ -1125,7 +1138,7 @@
         <w:t xml:space="preserve">Materials:</w:t>
       </w:r>
       <w:r>
-        <w:t xml:space="preserve"> The bus-stop role play.</w:t>
+        <w:t xml:space="preserve"> The substitution table in 2.5.</w:t>
       </w:r>
     </w:p>
     <w:tbl>
@@ -1214,12 +1227,20 @@
         <w:tc>
           <w:tcPr>
             <w:tcW w:w="1826" w:type="dxa"/>
-          </w:tcPr>
-          <w:p>
-            <w:pPr>
-              <w:pStyle w:val="TableText"/>
-            </w:pPr>
-            <w:r>
+            <w:shd w:val="clear" w:color="auto" w:fill="EFF4FB"/>
+            <w:tcBorders>
+              <w:left w:val="single" w:sz="18" w:space="0" w:color="1E4276"/>
+            </w:tcBorders>
+          </w:tcPr>
+          <w:p>
+            <w:pPr>
+              <w:pStyle w:val="TableText"/>
+            </w:pPr>
+            <w:r>
+              <w:rPr>
+                <w:b/>
+                <w:color w:val="0F2647"/>
+              </w:rPr>
               <w:t xml:space="preserve">Presentation</w:t>
             </w:r>
           </w:p>
@@ -1227,6 +1248,7 @@
         <w:tc>
           <w:tcPr>
             <w:tcW w:w="974" w:type="dxa"/>
+            <w:shd w:val="clear" w:color="auto" w:fill="EFF4FB"/>
           </w:tcPr>
           <w:p>
             <w:pPr>
@@ -1240,30 +1262,39 @@
         <w:tc>
           <w:tcPr>
             <w:tcW w:w="7306" w:type="dxa"/>
-          </w:tcPr>
-          <w:p>
-            <w:pPr>
-              <w:pStyle w:val="TableText"/>
-            </w:pPr>
-            <w:r>
-              <w:t xml:space="preserve">Act out 3.1. Show: Since it was raining, we stayed home.</w:t>
-            </w:r>
-          </w:p>
-        </w:tc>
-      </w:tr>
-      <w:tr>
-        <w:trPr>
-          <w:cantSplit/>
-        </w:trPr>
-        <w:tc>
-          <w:tcPr>
-            <w:tcW w:w="1826" w:type="dxa"/>
-          </w:tcPr>
-          <w:p>
-            <w:pPr>
-              <w:pStyle w:val="TableText"/>
-            </w:pPr>
-            <w:r>
+            <w:shd w:val="clear" w:color="auto" w:fill="EFF4FB"/>
+          </w:tcPr>
+          <w:p>
+            <w:pPr>
+              <w:pStyle w:val="TableText"/>
+            </w:pPr>
+            <w:r>
+              <w:t xml:space="preserve">Contrast: You must wear a seat belt (rule). You should rest (advice). Add have to / has to.</w:t>
+            </w:r>
+          </w:p>
+        </w:tc>
+      </w:tr>
+      <w:tr>
+        <w:trPr>
+          <w:cantSplit/>
+        </w:trPr>
+        <w:tc>
+          <w:tcPr>
+            <w:tcW w:w="1826" w:type="dxa"/>
+            <w:shd w:val="clear" w:color="auto" w:fill="EDF7F4"/>
+            <w:tcBorders>
+              <w:left w:val="single" w:sz="18" w:space="0" w:color="0E7C66"/>
+            </w:tcBorders>
+          </w:tcPr>
+          <w:p>
+            <w:pPr>
+              <w:pStyle w:val="TableText"/>
+            </w:pPr>
+            <w:r>
+              <w:rPr>
+                <w:b/>
+                <w:color w:val="08503F"/>
+              </w:rPr>
               <w:t xml:space="preserve">Practice</w:t>
             </w:r>
           </w:p>
@@ -1271,6 +1302,7 @@
         <w:tc>
           <w:tcPr>
             <w:tcW w:w="974" w:type="dxa"/>
+            <w:shd w:val="clear" w:color="auto" w:fill="EDF7F4"/>
           </w:tcPr>
           <w:p>
             <w:pPr>
@@ -1284,30 +1316,39 @@
         <w:tc>
           <w:tcPr>
             <w:tcW w:w="7306" w:type="dxa"/>
-          </w:tcPr>
-          <w:p>
-            <w:pPr>
-              <w:pStyle w:val="TableText"/>
-            </w:pPr>
-            <w:r>
-              <w:t xml:space="preserve">Join the sentences (3.3).</w:t>
-            </w:r>
-          </w:p>
-        </w:tc>
-      </w:tr>
-      <w:tr>
-        <w:trPr>
-          <w:cantSplit/>
-        </w:trPr>
-        <w:tc>
-          <w:tcPr>
-            <w:tcW w:w="1826" w:type="dxa"/>
-          </w:tcPr>
-          <w:p>
-            <w:pPr>
-              <w:pStyle w:val="TableText"/>
-            </w:pPr>
-            <w:r>
+            <w:shd w:val="clear" w:color="auto" w:fill="EDF7F4"/>
+          </w:tcPr>
+          <w:p>
+            <w:pPr>
+              <w:pStyle w:val="TableText"/>
+            </w:pPr>
+            <w:r>
+              <w:t xml:space="preserve">Build sentences from the table (2.5). Complete the blanks (2.6).</w:t>
+            </w:r>
+          </w:p>
+        </w:tc>
+      </w:tr>
+      <w:tr>
+        <w:trPr>
+          <w:cantSplit/>
+        </w:trPr>
+        <w:tc>
+          <w:tcPr>
+            <w:tcW w:w="1826" w:type="dxa"/>
+            <w:shd w:val="clear" w:color="auto" w:fill="FDF6E8"/>
+            <w:tcBorders>
+              <w:left w:val="single" w:sz="18" w:space="0" w:color="B07C12"/>
+            </w:tcBorders>
+          </w:tcPr>
+          <w:p>
+            <w:pPr>
+              <w:pStyle w:val="TableText"/>
+            </w:pPr>
+            <w:r>
+              <w:rPr>
+                <w:b/>
+                <w:color w:val="7D5205"/>
+              </w:rPr>
               <w:t xml:space="preserve">Production</w:t>
             </w:r>
           </w:p>
@@ -1315,6 +1356,7 @@
         <w:tc>
           <w:tcPr>
             <w:tcW w:w="974" w:type="dxa"/>
+            <w:shd w:val="clear" w:color="auto" w:fill="FDF6E8"/>
           </w:tcPr>
           <w:p>
             <w:pPr>
@@ -1328,30 +1370,39 @@
         <w:tc>
           <w:tcPr>
             <w:tcW w:w="7306" w:type="dxa"/>
-          </w:tcPr>
-          <w:p>
-            <w:pPr>
-              <w:pStyle w:val="TableText"/>
-            </w:pPr>
-            <w:r>
-              <w:t xml:space="preserve">Pupils write three sentences about kind acts using since and as.</w:t>
-            </w:r>
-          </w:p>
-        </w:tc>
-      </w:tr>
-      <w:tr>
-        <w:trPr>
-          <w:cantSplit/>
-        </w:trPr>
-        <w:tc>
-          <w:tcPr>
-            <w:tcW w:w="1826" w:type="dxa"/>
-          </w:tcPr>
-          <w:p>
-            <w:pPr>
-              <w:pStyle w:val="TableText"/>
-            </w:pPr>
-            <w:r>
+            <w:shd w:val="clear" w:color="auto" w:fill="FDF6E8"/>
+          </w:tcPr>
+          <w:p>
+            <w:pPr>
+              <w:pStyle w:val="TableText"/>
+            </w:pPr>
+            <w:r>
+              <w:t xml:space="preserve">Write three sentences each with the three forms and their negatives (2.7).</w:t>
+            </w:r>
+          </w:p>
+        </w:tc>
+      </w:tr>
+      <w:tr>
+        <w:trPr>
+          <w:cantSplit/>
+        </w:trPr>
+        <w:tc>
+          <w:tcPr>
+            <w:tcW w:w="1826" w:type="dxa"/>
+            <w:shd w:val="clear" w:color="auto" w:fill="F7F9FB"/>
+            <w:tcBorders>
+              <w:left w:val="single" w:sz="18" w:space="0" w:color="8E98A4"/>
+            </w:tcBorders>
+          </w:tcPr>
+          <w:p>
+            <w:pPr>
+              <w:pStyle w:val="TableText"/>
+            </w:pPr>
+            <w:r>
+              <w:rPr>
+                <w:b/>
+                <w:color w:val="33404F"/>
+              </w:rPr>
               <w:t xml:space="preserve">Check and close</w:t>
             </w:r>
           </w:p>
@@ -1359,6 +1410,7 @@
         <w:tc>
           <w:tcPr>
             <w:tcW w:w="974" w:type="dxa"/>
+            <w:shd w:val="clear" w:color="auto" w:fill="F7F9FB"/>
           </w:tcPr>
           <w:p>
             <w:pPr>
@@ -1372,13 +1424,14 @@
         <w:tc>
           <w:tcPr>
             <w:tcW w:w="7306" w:type="dxa"/>
-          </w:tcPr>
-          <w:p>
-            <w:pPr>
-              <w:pStyle w:val="TableText"/>
-            </w:pPr>
-            <w:r>
-              <w:t xml:space="preserve">Share the kindest act. </w:t>
+            <w:shd w:val="clear" w:color="auto" w:fill="F7F9FB"/>
+          </w:tcPr>
+          <w:p>
+            <w:pPr>
+              <w:pStyle w:val="TableText"/>
+            </w:pPr>
+            <w:r>
+              <w:t xml:space="preserve">Pairs read and correct each other. </w:t>
             </w:r>
             <w:r>
               <w:rPr>
@@ -1387,7 +1440,7 @@
               <w:t xml:space="preserve">Homework:</w:t>
             </w:r>
             <w:r>
-              <w:t xml:space="preserve"> Write a short paragraph on courtesy.</w:t>
+              <w:t xml:space="preserve"> Write rules for looking after birds.</w:t>
             </w:r>
           </w:p>
         </w:tc>
@@ -1400,7 +1453,7 @@
         <w:keepNext/>
       </w:pPr>
       <w:r>
-        <w:t xml:space="preserve">Plan 5: Unit 3, Let's Be Considerate</w:t>
+        <w:t xml:space="preserve">Plan 4: Unit 3, Let's Be Considerate</w:t>
       </w:r>
     </w:p>
     <w:p>
@@ -1414,7 +1467,7 @@
         <w:t xml:space="preserve">Book activity:</w:t>
       </w:r>
       <w:r>
-        <w:t xml:space="preserve"> Activities 3.5 and 3.8. </w:t>
+        <w:t xml:space="preserve"> Activities 3.1 and 3.3. </w:t>
       </w:r>
       <w:r>
         <w:rPr>
@@ -1423,7 +1476,7 @@
         <w:t xml:space="preserve">Focus:</w:t>
       </w:r>
       <w:r>
-        <w:t xml:space="preserve"> Reading a story aloud and tongue twisters.</w:t>
+        <w:t xml:space="preserve"> Joining sentences with since and as.</w:t>
       </w:r>
     </w:p>
     <w:p>
@@ -1437,7 +1490,7 @@
         <w:t xml:space="preserve">Learning outcome:</w:t>
       </w:r>
       <w:r>
-        <w:t xml:space="preserve"> by the end of the lesson, pupils will be able to read aloud clearly with good pace and pronunciation.</w:t>
+        <w:t xml:space="preserve"> by the end of the lesson, pupils will be able to join a reason and a result using since and as.</w:t>
       </w:r>
     </w:p>
     <w:p>
@@ -1451,7 +1504,7 @@
         <w:t xml:space="preserve">Materials:</w:t>
       </w:r>
       <w:r>
-        <w:t xml:space="preserve"> The Magic Words story, tongue twisters.</w:t>
+        <w:t xml:space="preserve"> The bus-stop role play.</w:t>
       </w:r>
     </w:p>
     <w:tbl>
@@ -1540,12 +1593,20 @@
         <w:tc>
           <w:tcPr>
             <w:tcW w:w="1826" w:type="dxa"/>
-          </w:tcPr>
-          <w:p>
-            <w:pPr>
-              <w:pStyle w:val="TableText"/>
-            </w:pPr>
-            <w:r>
+            <w:shd w:val="clear" w:color="auto" w:fill="EFF4FB"/>
+            <w:tcBorders>
+              <w:left w:val="single" w:sz="18" w:space="0" w:color="1E4276"/>
+            </w:tcBorders>
+          </w:tcPr>
+          <w:p>
+            <w:pPr>
+              <w:pStyle w:val="TableText"/>
+            </w:pPr>
+            <w:r>
+              <w:rPr>
+                <w:b/>
+                <w:color w:val="0F2647"/>
+              </w:rPr>
               <w:t xml:space="preserve">Presentation</w:t>
             </w:r>
           </w:p>
@@ -1553,6 +1614,7 @@
         <w:tc>
           <w:tcPr>
             <w:tcW w:w="974" w:type="dxa"/>
+            <w:shd w:val="clear" w:color="auto" w:fill="EFF4FB"/>
           </w:tcPr>
           <w:p>
             <w:pPr>
@@ -1566,30 +1628,39 @@
         <w:tc>
           <w:tcPr>
             <w:tcW w:w="7306" w:type="dxa"/>
-          </w:tcPr>
-          <w:p>
-            <w:pPr>
-              <w:pStyle w:val="TableText"/>
-            </w:pPr>
-            <w:r>
-              <w:t xml:space="preserve">Model-read part of The Magic Words. Say the tongue twisters slowly, then faster.</w:t>
-            </w:r>
-          </w:p>
-        </w:tc>
-      </w:tr>
-      <w:tr>
-        <w:trPr>
-          <w:cantSplit/>
-        </w:trPr>
-        <w:tc>
-          <w:tcPr>
-            <w:tcW w:w="1826" w:type="dxa"/>
-          </w:tcPr>
-          <w:p>
-            <w:pPr>
-              <w:pStyle w:val="TableText"/>
-            </w:pPr>
-            <w:r>
+            <w:shd w:val="clear" w:color="auto" w:fill="EFF4FB"/>
+          </w:tcPr>
+          <w:p>
+            <w:pPr>
+              <w:pStyle w:val="TableText"/>
+            </w:pPr>
+            <w:r>
+              <w:t xml:space="preserve">Act out 3.1. Show: Since it was raining, we stayed home.</w:t>
+            </w:r>
+          </w:p>
+        </w:tc>
+      </w:tr>
+      <w:tr>
+        <w:trPr>
+          <w:cantSplit/>
+        </w:trPr>
+        <w:tc>
+          <w:tcPr>
+            <w:tcW w:w="1826" w:type="dxa"/>
+            <w:shd w:val="clear" w:color="auto" w:fill="EDF7F4"/>
+            <w:tcBorders>
+              <w:left w:val="single" w:sz="18" w:space="0" w:color="0E7C66"/>
+            </w:tcBorders>
+          </w:tcPr>
+          <w:p>
+            <w:pPr>
+              <w:pStyle w:val="TableText"/>
+            </w:pPr>
+            <w:r>
+              <w:rPr>
+                <w:b/>
+                <w:color w:val="08503F"/>
+              </w:rPr>
               <w:t xml:space="preserve">Practice</w:t>
             </w:r>
           </w:p>
@@ -1597,6 +1668,7 @@
         <w:tc>
           <w:tcPr>
             <w:tcW w:w="974" w:type="dxa"/>
+            <w:shd w:val="clear" w:color="auto" w:fill="EDF7F4"/>
           </w:tcPr>
           <w:p>
             <w:pPr>
@@ -1610,30 +1682,39 @@
         <w:tc>
           <w:tcPr>
             <w:tcW w:w="7306" w:type="dxa"/>
-          </w:tcPr>
-          <w:p>
-            <w:pPr>
-              <w:pStyle w:val="TableText"/>
-            </w:pPr>
-            <w:r>
-              <w:t xml:space="preserve">Pairs read the story, taking turns by paragraph.</w:t>
-            </w:r>
-          </w:p>
-        </w:tc>
-      </w:tr>
-      <w:tr>
-        <w:trPr>
-          <w:cantSplit/>
-        </w:trPr>
-        <w:tc>
-          <w:tcPr>
-            <w:tcW w:w="1826" w:type="dxa"/>
-          </w:tcPr>
-          <w:p>
-            <w:pPr>
-              <w:pStyle w:val="TableText"/>
-            </w:pPr>
-            <w:r>
+            <w:shd w:val="clear" w:color="auto" w:fill="EDF7F4"/>
+          </w:tcPr>
+          <w:p>
+            <w:pPr>
+              <w:pStyle w:val="TableText"/>
+            </w:pPr>
+            <w:r>
+              <w:t xml:space="preserve">Join the sentences (3.3).</w:t>
+            </w:r>
+          </w:p>
+        </w:tc>
+      </w:tr>
+      <w:tr>
+        <w:trPr>
+          <w:cantSplit/>
+        </w:trPr>
+        <w:tc>
+          <w:tcPr>
+            <w:tcW w:w="1826" w:type="dxa"/>
+            <w:shd w:val="clear" w:color="auto" w:fill="FDF6E8"/>
+            <w:tcBorders>
+              <w:left w:val="single" w:sz="18" w:space="0" w:color="B07C12"/>
+            </w:tcBorders>
+          </w:tcPr>
+          <w:p>
+            <w:pPr>
+              <w:pStyle w:val="TableText"/>
+            </w:pPr>
+            <w:r>
+              <w:rPr>
+                <w:b/>
+                <w:color w:val="7D5205"/>
+              </w:rPr>
               <w:t xml:space="preserve">Production</w:t>
             </w:r>
           </w:p>
@@ -1641,6 +1722,7 @@
         <w:tc>
           <w:tcPr>
             <w:tcW w:w="974" w:type="dxa"/>
+            <w:shd w:val="clear" w:color="auto" w:fill="FDF6E8"/>
           </w:tcPr>
           <w:p>
             <w:pPr>
@@ -1654,30 +1736,39 @@
         <w:tc>
           <w:tcPr>
             <w:tcW w:w="7306" w:type="dxa"/>
-          </w:tcPr>
-          <w:p>
-            <w:pPr>
-              <w:pStyle w:val="TableText"/>
-            </w:pPr>
-            <w:r>
-              <w:t xml:space="preserve">Groups perform the story as a short drama with the magic words.</w:t>
-            </w:r>
-          </w:p>
-        </w:tc>
-      </w:tr>
-      <w:tr>
-        <w:trPr>
-          <w:cantSplit/>
-        </w:trPr>
-        <w:tc>
-          <w:tcPr>
-            <w:tcW w:w="1826" w:type="dxa"/>
-          </w:tcPr>
-          <w:p>
-            <w:pPr>
-              <w:pStyle w:val="TableText"/>
-            </w:pPr>
-            <w:r>
+            <w:shd w:val="clear" w:color="auto" w:fill="FDF6E8"/>
+          </w:tcPr>
+          <w:p>
+            <w:pPr>
+              <w:pStyle w:val="TableText"/>
+            </w:pPr>
+            <w:r>
+              <w:t xml:space="preserve">Pupils write three sentences about kind acts using since and as.</w:t>
+            </w:r>
+          </w:p>
+        </w:tc>
+      </w:tr>
+      <w:tr>
+        <w:trPr>
+          <w:cantSplit/>
+        </w:trPr>
+        <w:tc>
+          <w:tcPr>
+            <w:tcW w:w="1826" w:type="dxa"/>
+            <w:shd w:val="clear" w:color="auto" w:fill="F7F9FB"/>
+            <w:tcBorders>
+              <w:left w:val="single" w:sz="18" w:space="0" w:color="8E98A4"/>
+            </w:tcBorders>
+          </w:tcPr>
+          <w:p>
+            <w:pPr>
+              <w:pStyle w:val="TableText"/>
+            </w:pPr>
+            <w:r>
+              <w:rPr>
+                <w:b/>
+                <w:color w:val="33404F"/>
+              </w:rPr>
               <w:t xml:space="preserve">Check and close</w:t>
             </w:r>
           </w:p>
@@ -1685,6 +1776,7 @@
         <w:tc>
           <w:tcPr>
             <w:tcW w:w="974" w:type="dxa"/>
+            <w:shd w:val="clear" w:color="auto" w:fill="F7F9FB"/>
           </w:tcPr>
           <w:p>
             <w:pPr>
@@ -1698,13 +1790,14 @@
         <w:tc>
           <w:tcPr>
             <w:tcW w:w="7306" w:type="dxa"/>
-          </w:tcPr>
-          <w:p>
-            <w:pPr>
-              <w:pStyle w:val="TableText"/>
-            </w:pPr>
-            <w:r>
-              <w:t xml:space="preserve">Tongue twister challenge. </w:t>
+            <w:shd w:val="clear" w:color="auto" w:fill="F7F9FB"/>
+          </w:tcPr>
+          <w:p>
+            <w:pPr>
+              <w:pStyle w:val="TableText"/>
+            </w:pPr>
+            <w:r>
+              <w:t xml:space="preserve">Share the kindest act. </w:t>
             </w:r>
             <w:r>
               <w:rPr>
@@ -1713,7 +1806,7 @@
               <w:t xml:space="preserve">Homework:</w:t>
             </w:r>
             <w:r>
-              <w:t xml:space="preserve"> Practise one tongue twister at home.</w:t>
+              <w:t xml:space="preserve"> Write a short paragraph on courtesy.</w:t>
             </w:r>
           </w:p>
         </w:tc>
@@ -1726,7 +1819,7 @@
         <w:keepNext/>
       </w:pPr>
       <w:r>
-        <w:t xml:space="preserve">Plan 6: Unit 4, Mother Nature</w:t>
+        <w:t xml:space="preserve">Plan 5: Unit 3, Let's Be Considerate</w:t>
       </w:r>
     </w:p>
     <w:p>
@@ -1740,7 +1833,7 @@
         <w:t xml:space="preserve">Book activity:</w:t>
       </w:r>
       <w:r>
-        <w:t xml:space="preserve"> Activities 4.5, 4.6 and 4.7. </w:t>
+        <w:t xml:space="preserve"> Activities 3.5 and 3.8. </w:t>
       </w:r>
       <w:r>
         <w:rPr>
@@ -1749,7 +1842,7 @@
         <w:t xml:space="preserve">Focus:</w:t>
       </w:r>
       <w:r>
-        <w:t xml:space="preserve"> Prepositions and instructions.</w:t>
+        <w:t xml:space="preserve"> Reading a story aloud and tongue twisters.</w:t>
       </w:r>
     </w:p>
     <w:p>
@@ -1763,7 +1856,7 @@
         <w:t xml:space="preserve">Learning outcome:</w:t>
       </w:r>
       <w:r>
-        <w:t xml:space="preserve"> by the end of the lesson, pupils will be able to use prepositions in instructions and label a picture from a description.</w:t>
+        <w:t xml:space="preserve"> by the end of the lesson, pupils will be able to read aloud clearly with good pace and pronunciation.</w:t>
       </w:r>
     </w:p>
     <w:p>
@@ -1777,7 +1870,7 @@
         <w:t xml:space="preserve">Materials:</w:t>
       </w:r>
       <w:r>
-        <w:t xml:space="preserve"> The picture for 4.7.</w:t>
+        <w:t xml:space="preserve"> The Magic Words story, tongue twisters.</w:t>
       </w:r>
     </w:p>
     <w:tbl>
@@ -1866,12 +1959,20 @@
         <w:tc>
           <w:tcPr>
             <w:tcW w:w="1826" w:type="dxa"/>
-          </w:tcPr>
-          <w:p>
-            <w:pPr>
-              <w:pStyle w:val="TableText"/>
-            </w:pPr>
-            <w:r>
+            <w:shd w:val="clear" w:color="auto" w:fill="EFF4FB"/>
+            <w:tcBorders>
+              <w:left w:val="single" w:sz="18" w:space="0" w:color="1E4276"/>
+            </w:tcBorders>
+          </w:tcPr>
+          <w:p>
+            <w:pPr>
+              <w:pStyle w:val="TableText"/>
+            </w:pPr>
+            <w:r>
+              <w:rPr>
+                <w:b/>
+                <w:color w:val="0F2647"/>
+              </w:rPr>
               <w:t xml:space="preserve">Presentation</w:t>
             </w:r>
           </w:p>
@@ -1879,6 +1980,7 @@
         <w:tc>
           <w:tcPr>
             <w:tcW w:w="974" w:type="dxa"/>
+            <w:shd w:val="clear" w:color="auto" w:fill="EFF4FB"/>
           </w:tcPr>
           <w:p>
             <w:pPr>
@@ -1892,30 +1994,39 @@
         <w:tc>
           <w:tcPr>
             <w:tcW w:w="7306" w:type="dxa"/>
-          </w:tcPr>
-          <w:p>
-            <w:pPr>
-              <w:pStyle w:val="TableText"/>
-            </w:pPr>
-            <w:r>
-              <w:t xml:space="preserve">Review prepositions with classroom objects. Read the 4.6 instructions aloud.</w:t>
-            </w:r>
-          </w:p>
-        </w:tc>
-      </w:tr>
-      <w:tr>
-        <w:trPr>
-          <w:cantSplit/>
-        </w:trPr>
-        <w:tc>
-          <w:tcPr>
-            <w:tcW w:w="1826" w:type="dxa"/>
-          </w:tcPr>
-          <w:p>
-            <w:pPr>
-              <w:pStyle w:val="TableText"/>
-            </w:pPr>
-            <w:r>
+            <w:shd w:val="clear" w:color="auto" w:fill="EFF4FB"/>
+          </w:tcPr>
+          <w:p>
+            <w:pPr>
+              <w:pStyle w:val="TableText"/>
+            </w:pPr>
+            <w:r>
+              <w:t xml:space="preserve">Model-read part of The Magic Words. Say the tongue twisters slowly, then faster.</w:t>
+            </w:r>
+          </w:p>
+        </w:tc>
+      </w:tr>
+      <w:tr>
+        <w:trPr>
+          <w:cantSplit/>
+        </w:trPr>
+        <w:tc>
+          <w:tcPr>
+            <w:tcW w:w="1826" w:type="dxa"/>
+            <w:shd w:val="clear" w:color="auto" w:fill="EDF7F4"/>
+            <w:tcBorders>
+              <w:left w:val="single" w:sz="18" w:space="0" w:color="0E7C66"/>
+            </w:tcBorders>
+          </w:tcPr>
+          <w:p>
+            <w:pPr>
+              <w:pStyle w:val="TableText"/>
+            </w:pPr>
+            <w:r>
+              <w:rPr>
+                <w:b/>
+                <w:color w:val="08503F"/>
+              </w:rPr>
               <w:t xml:space="preserve">Practice</w:t>
             </w:r>
           </w:p>
@@ -1923,6 +2034,7 @@
         <w:tc>
           <w:tcPr>
             <w:tcW w:w="974" w:type="dxa"/>
+            <w:shd w:val="clear" w:color="auto" w:fill="EDF7F4"/>
           </w:tcPr>
           <w:p>
             <w:pPr>
@@ -1936,30 +2048,39 @@
         <w:tc>
           <w:tcPr>
             <w:tcW w:w="7306" w:type="dxa"/>
-          </w:tcPr>
-          <w:p>
-            <w:pPr>
-              <w:pStyle w:val="TableText"/>
-            </w:pPr>
-            <w:r>
-              <w:t xml:space="preserve">Put the instructions in the correct order (4.6).</w:t>
-            </w:r>
-          </w:p>
-        </w:tc>
-      </w:tr>
-      <w:tr>
-        <w:trPr>
-          <w:cantSplit/>
-        </w:trPr>
-        <w:tc>
-          <w:tcPr>
-            <w:tcW w:w="1826" w:type="dxa"/>
-          </w:tcPr>
-          <w:p>
-            <w:pPr>
-              <w:pStyle w:val="TableText"/>
-            </w:pPr>
-            <w:r>
+            <w:shd w:val="clear" w:color="auto" w:fill="EDF7F4"/>
+          </w:tcPr>
+          <w:p>
+            <w:pPr>
+              <w:pStyle w:val="TableText"/>
+            </w:pPr>
+            <w:r>
+              <w:t xml:space="preserve">Pairs read the story, taking turns by paragraph.</w:t>
+            </w:r>
+          </w:p>
+        </w:tc>
+      </w:tr>
+      <w:tr>
+        <w:trPr>
+          <w:cantSplit/>
+        </w:trPr>
+        <w:tc>
+          <w:tcPr>
+            <w:tcW w:w="1826" w:type="dxa"/>
+            <w:shd w:val="clear" w:color="auto" w:fill="FDF6E8"/>
+            <w:tcBorders>
+              <w:left w:val="single" w:sz="18" w:space="0" w:color="B07C12"/>
+            </w:tcBorders>
+          </w:tcPr>
+          <w:p>
+            <w:pPr>
+              <w:pStyle w:val="TableText"/>
+            </w:pPr>
+            <w:r>
+              <w:rPr>
+                <w:b/>
+                <w:color w:val="7D5205"/>
+              </w:rPr>
               <w:t xml:space="preserve">Production</w:t>
             </w:r>
           </w:p>
@@ -1967,6 +2088,7 @@
         <w:tc>
           <w:tcPr>
             <w:tcW w:w="974" w:type="dxa"/>
+            <w:shd w:val="clear" w:color="auto" w:fill="FDF6E8"/>
           </w:tcPr>
           <w:p>
             <w:pPr>
@@ -1980,30 +2102,39 @@
         <w:tc>
           <w:tcPr>
             <w:tcW w:w="7306" w:type="dxa"/>
-          </w:tcPr>
-          <w:p>
-            <w:pPr>
-              <w:pStyle w:val="TableText"/>
-            </w:pPr>
-            <w:r>
-              <w:t xml:space="preserve">Listen and label the picture (4.7), then pairs describe their own picture.</w:t>
-            </w:r>
-          </w:p>
-        </w:tc>
-      </w:tr>
-      <w:tr>
-        <w:trPr>
-          <w:cantSplit/>
-        </w:trPr>
-        <w:tc>
-          <w:tcPr>
-            <w:tcW w:w="1826" w:type="dxa"/>
-          </w:tcPr>
-          <w:p>
-            <w:pPr>
-              <w:pStyle w:val="TableText"/>
-            </w:pPr>
-            <w:r>
+            <w:shd w:val="clear" w:color="auto" w:fill="FDF6E8"/>
+          </w:tcPr>
+          <w:p>
+            <w:pPr>
+              <w:pStyle w:val="TableText"/>
+            </w:pPr>
+            <w:r>
+              <w:t xml:space="preserve">Groups perform the story as a short drama with the magic words.</w:t>
+            </w:r>
+          </w:p>
+        </w:tc>
+      </w:tr>
+      <w:tr>
+        <w:trPr>
+          <w:cantSplit/>
+        </w:trPr>
+        <w:tc>
+          <w:tcPr>
+            <w:tcW w:w="1826" w:type="dxa"/>
+            <w:shd w:val="clear" w:color="auto" w:fill="F7F9FB"/>
+            <w:tcBorders>
+              <w:left w:val="single" w:sz="18" w:space="0" w:color="8E98A4"/>
+            </w:tcBorders>
+          </w:tcPr>
+          <w:p>
+            <w:pPr>
+              <w:pStyle w:val="TableText"/>
+            </w:pPr>
+            <w:r>
+              <w:rPr>
+                <w:b/>
+                <w:color w:val="33404F"/>
+              </w:rPr>
               <w:t xml:space="preserve">Check and close</w:t>
             </w:r>
           </w:p>
@@ -2011,6 +2142,7 @@
         <w:tc>
           <w:tcPr>
             <w:tcW w:w="974" w:type="dxa"/>
+            <w:shd w:val="clear" w:color="auto" w:fill="F7F9FB"/>
           </w:tcPr>
           <w:p>
             <w:pPr>
@@ -2024,13 +2156,14 @@
         <w:tc>
           <w:tcPr>
             <w:tcW w:w="7306" w:type="dxa"/>
-          </w:tcPr>
-          <w:p>
-            <w:pPr>
-              <w:pStyle w:val="TableText"/>
-            </w:pPr>
-            <w:r>
-              <w:t xml:space="preserve">Check labels together. </w:t>
+            <w:shd w:val="clear" w:color="auto" w:fill="F7F9FB"/>
+          </w:tcPr>
+          <w:p>
+            <w:pPr>
+              <w:pStyle w:val="TableText"/>
+            </w:pPr>
+            <w:r>
+              <w:t xml:space="preserve">Tongue twister challenge. </w:t>
             </w:r>
             <w:r>
               <w:rPr>
@@ -2039,7 +2172,7 @@
               <w:t xml:space="preserve">Homework:</w:t>
             </w:r>
             <w:r>
-              <w:t xml:space="preserve"> Write instructions for planting a tree.</w:t>
+              <w:t xml:space="preserve"> Practise one tongue twister at home.</w:t>
             </w:r>
           </w:p>
         </w:tc>
@@ -2052,7 +2185,7 @@
         <w:keepNext/>
       </w:pPr>
       <w:r>
-        <w:t xml:space="preserve">Plan 7: Unit 5, Between the Miles</w:t>
+        <w:t xml:space="preserve">Plan 6: Unit 4, Mother Nature</w:t>
       </w:r>
     </w:p>
     <w:p>
@@ -2066,7 +2199,7 @@
         <w:t xml:space="preserve">Book activity:</w:t>
       </w:r>
       <w:r>
-        <w:t xml:space="preserve"> Activities 5.2 and 5.6. </w:t>
+        <w:t xml:space="preserve"> Activities 4.5, 4.6 and 4.7. </w:t>
       </w:r>
       <w:r>
         <w:rPr>
@@ -2075,7 +2208,7 @@
         <w:t xml:space="preserve">Focus:</w:t>
       </w:r>
       <w:r>
-        <w:t xml:space="preserve"> Word building and comparisons.</w:t>
+        <w:t xml:space="preserve"> Prepositions and instructions.</w:t>
       </w:r>
     </w:p>
     <w:p>
@@ -2089,7 +2222,7 @@
         <w:t xml:space="preserve">Learning outcome:</w:t>
       </w:r>
       <w:r>
-        <w:t xml:space="preserve"> by the end of the lesson, pupils will be able to add -ly, -ful, -ness and -less to base words and use comparatives and superlatives.</w:t>
+        <w:t xml:space="preserve"> by the end of the lesson, pupils will be able to use prepositions in instructions and label a picture from a description.</w:t>
       </w:r>
     </w:p>
     <w:p>
@@ -2103,7 +2236,7 @@
         <w:t xml:space="preserve">Materials:</w:t>
       </w:r>
       <w:r>
-        <w:t xml:space="preserve"> The word-building table.</w:t>
+        <w:t xml:space="preserve"> The picture for 4.7.</w:t>
       </w:r>
     </w:p>
     <w:tbl>
@@ -2192,12 +2325,20 @@
         <w:tc>
           <w:tcPr>
             <w:tcW w:w="1826" w:type="dxa"/>
-          </w:tcPr>
-          <w:p>
-            <w:pPr>
-              <w:pStyle w:val="TableText"/>
-            </w:pPr>
-            <w:r>
+            <w:shd w:val="clear" w:color="auto" w:fill="EFF4FB"/>
+            <w:tcBorders>
+              <w:left w:val="single" w:sz="18" w:space="0" w:color="1E4276"/>
+            </w:tcBorders>
+          </w:tcPr>
+          <w:p>
+            <w:pPr>
+              <w:pStyle w:val="TableText"/>
+            </w:pPr>
+            <w:r>
+              <w:rPr>
+                <w:b/>
+                <w:color w:val="0F2647"/>
+              </w:rPr>
               <w:t xml:space="preserve">Presentation</w:t>
             </w:r>
           </w:p>
@@ -2205,6 +2346,7 @@
         <w:tc>
           <w:tcPr>
             <w:tcW w:w="974" w:type="dxa"/>
+            <w:shd w:val="clear" w:color="auto" w:fill="EFF4FB"/>
           </w:tcPr>
           <w:p>
             <w:pPr>
@@ -2218,30 +2360,39 @@
         <w:tc>
           <w:tcPr>
             <w:tcW w:w="7306" w:type="dxa"/>
-          </w:tcPr>
-          <w:p>
-            <w:pPr>
-              <w:pStyle w:val="TableText"/>
-            </w:pPr>
-            <w:r>
-              <w:t xml:space="preserve">Show care → careful, careless, carefully. Compare three pupils' heights: taller, the tallest.</w:t>
-            </w:r>
-          </w:p>
-        </w:tc>
-      </w:tr>
-      <w:tr>
-        <w:trPr>
-          <w:cantSplit/>
-        </w:trPr>
-        <w:tc>
-          <w:tcPr>
-            <w:tcW w:w="1826" w:type="dxa"/>
-          </w:tcPr>
-          <w:p>
-            <w:pPr>
-              <w:pStyle w:val="TableText"/>
-            </w:pPr>
-            <w:r>
+            <w:shd w:val="clear" w:color="auto" w:fill="EFF4FB"/>
+          </w:tcPr>
+          <w:p>
+            <w:pPr>
+              <w:pStyle w:val="TableText"/>
+            </w:pPr>
+            <w:r>
+              <w:t xml:space="preserve">Review prepositions with classroom objects. Read the 4.6 instructions aloud.</w:t>
+            </w:r>
+          </w:p>
+        </w:tc>
+      </w:tr>
+      <w:tr>
+        <w:trPr>
+          <w:cantSplit/>
+        </w:trPr>
+        <w:tc>
+          <w:tcPr>
+            <w:tcW w:w="1826" w:type="dxa"/>
+            <w:shd w:val="clear" w:color="auto" w:fill="EDF7F4"/>
+            <w:tcBorders>
+              <w:left w:val="single" w:sz="18" w:space="0" w:color="0E7C66"/>
+            </w:tcBorders>
+          </w:tcPr>
+          <w:p>
+            <w:pPr>
+              <w:pStyle w:val="TableText"/>
+            </w:pPr>
+            <w:r>
+              <w:rPr>
+                <w:b/>
+                <w:color w:val="08503F"/>
+              </w:rPr>
               <w:t xml:space="preserve">Practice</w:t>
             </w:r>
           </w:p>
@@ -2249,6 +2400,7 @@
         <w:tc>
           <w:tcPr>
             <w:tcW w:w="974" w:type="dxa"/>
+            <w:shd w:val="clear" w:color="auto" w:fill="EDF7F4"/>
           </w:tcPr>
           <w:p>
             <w:pPr>
@@ -2262,30 +2414,39 @@
         <w:tc>
           <w:tcPr>
             <w:tcW w:w="7306" w:type="dxa"/>
-          </w:tcPr>
-          <w:p>
-            <w:pPr>
-              <w:pStyle w:val="TableText"/>
-            </w:pPr>
-            <w:r>
-              <w:t xml:space="preserve">Complete the table (5.2) and the worksheet (5.6).</w:t>
-            </w:r>
-          </w:p>
-        </w:tc>
-      </w:tr>
-      <w:tr>
-        <w:trPr>
-          <w:cantSplit/>
-        </w:trPr>
-        <w:tc>
-          <w:tcPr>
-            <w:tcW w:w="1826" w:type="dxa"/>
-          </w:tcPr>
-          <w:p>
-            <w:pPr>
-              <w:pStyle w:val="TableText"/>
-            </w:pPr>
-            <w:r>
+            <w:shd w:val="clear" w:color="auto" w:fill="EDF7F4"/>
+          </w:tcPr>
+          <w:p>
+            <w:pPr>
+              <w:pStyle w:val="TableText"/>
+            </w:pPr>
+            <w:r>
+              <w:t xml:space="preserve">Put the instructions in the correct order (4.6).</w:t>
+            </w:r>
+          </w:p>
+        </w:tc>
+      </w:tr>
+      <w:tr>
+        <w:trPr>
+          <w:cantSplit/>
+        </w:trPr>
+        <w:tc>
+          <w:tcPr>
+            <w:tcW w:w="1826" w:type="dxa"/>
+            <w:shd w:val="clear" w:color="auto" w:fill="FDF6E8"/>
+            <w:tcBorders>
+              <w:left w:val="single" w:sz="18" w:space="0" w:color="B07C12"/>
+            </w:tcBorders>
+          </w:tcPr>
+          <w:p>
+            <w:pPr>
+              <w:pStyle w:val="TableText"/>
+            </w:pPr>
+            <w:r>
+              <w:rPr>
+                <w:b/>
+                <w:color w:val="7D5205"/>
+              </w:rPr>
               <w:t xml:space="preserve">Production</w:t>
             </w:r>
           </w:p>
@@ -2293,6 +2454,7 @@
         <w:tc>
           <w:tcPr>
             <w:tcW w:w="974" w:type="dxa"/>
+            <w:shd w:val="clear" w:color="auto" w:fill="FDF6E8"/>
           </w:tcPr>
           <w:p>
             <w:pPr>
@@ -2306,30 +2468,39 @@
         <w:tc>
           <w:tcPr>
             <w:tcW w:w="7306" w:type="dxa"/>
-          </w:tcPr>
-          <w:p>
-            <w:pPr>
-              <w:pStyle w:val="TableText"/>
-            </w:pPr>
-            <w:r>
-              <w:t xml:space="preserve">Pupils describe one of the smallest things they know (5.5).</w:t>
-            </w:r>
-          </w:p>
-        </w:tc>
-      </w:tr>
-      <w:tr>
-        <w:trPr>
-          <w:cantSplit/>
-        </w:trPr>
-        <w:tc>
-          <w:tcPr>
-            <w:tcW w:w="1826" w:type="dxa"/>
-          </w:tcPr>
-          <w:p>
-            <w:pPr>
-              <w:pStyle w:val="TableText"/>
-            </w:pPr>
-            <w:r>
+            <w:shd w:val="clear" w:color="auto" w:fill="FDF6E8"/>
+          </w:tcPr>
+          <w:p>
+            <w:pPr>
+              <w:pStyle w:val="TableText"/>
+            </w:pPr>
+            <w:r>
+              <w:t xml:space="preserve">Listen and label the picture (4.7), then pairs describe their own picture.</w:t>
+            </w:r>
+          </w:p>
+        </w:tc>
+      </w:tr>
+      <w:tr>
+        <w:trPr>
+          <w:cantSplit/>
+        </w:trPr>
+        <w:tc>
+          <w:tcPr>
+            <w:tcW w:w="1826" w:type="dxa"/>
+            <w:shd w:val="clear" w:color="auto" w:fill="F7F9FB"/>
+            <w:tcBorders>
+              <w:left w:val="single" w:sz="18" w:space="0" w:color="8E98A4"/>
+            </w:tcBorders>
+          </w:tcPr>
+          <w:p>
+            <w:pPr>
+              <w:pStyle w:val="TableText"/>
+            </w:pPr>
+            <w:r>
+              <w:rPr>
+                <w:b/>
+                <w:color w:val="33404F"/>
+              </w:rPr>
               <w:t xml:space="preserve">Check and close</w:t>
             </w:r>
           </w:p>
@@ -2337,6 +2508,7 @@
         <w:tc>
           <w:tcPr>
             <w:tcW w:w="974" w:type="dxa"/>
+            <w:shd w:val="clear" w:color="auto" w:fill="F7F9FB"/>
           </w:tcPr>
           <w:p>
             <w:pPr>
@@ -2350,13 +2522,14 @@
         <w:tc>
           <w:tcPr>
             <w:tcW w:w="7306" w:type="dxa"/>
-          </w:tcPr>
-          <w:p>
-            <w:pPr>
-              <w:pStyle w:val="TableText"/>
-            </w:pPr>
-            <w:r>
-              <w:t xml:space="preserve">Share one comparison. </w:t>
+            <w:shd w:val="clear" w:color="auto" w:fill="F7F9FB"/>
+          </w:tcPr>
+          <w:p>
+            <w:pPr>
+              <w:pStyle w:val="TableText"/>
+            </w:pPr>
+            <w:r>
+              <w:t xml:space="preserve">Check labels together. </w:t>
             </w:r>
             <w:r>
               <w:rPr>
@@ -2365,7 +2538,7 @@
               <w:t xml:space="preserve">Homework:</w:t>
             </w:r>
             <w:r>
-              <w:t xml:space="preserve"> Write six comparison sentences about your family.</w:t>
+              <w:t xml:space="preserve"> Write instructions for planting a tree.</w:t>
             </w:r>
           </w:p>
         </w:tc>
@@ -2378,7 +2551,7 @@
         <w:keepNext/>
       </w:pPr>
       <w:r>
-        <w:t xml:space="preserve">Plan 8: Unit 6, When We Are Together</w:t>
+        <w:t xml:space="preserve">Plan 7: Unit 5, Between the Miles</w:t>
       </w:r>
     </w:p>
     <w:p>
@@ -2392,7 +2565,7 @@
         <w:t xml:space="preserve">Book activity:</w:t>
       </w:r>
       <w:r>
-        <w:t xml:space="preserve"> Activities 6.5, 6.6 and 6.7. </w:t>
+        <w:t xml:space="preserve"> Activities 5.2 and 5.6. </w:t>
       </w:r>
       <w:r>
         <w:rPr>
@@ -2401,7 +2574,7 @@
         <w:t xml:space="preserve">Focus:</w:t>
       </w:r>
       <w:r>
-        <w:t xml:space="preserve"> The passive voice (present).</w:t>
+        <w:t xml:space="preserve"> Word building and comparisons.</w:t>
       </w:r>
     </w:p>
     <w:p>
@@ -2415,7 +2588,7 @@
         <w:t xml:space="preserve">Learning outcome:</w:t>
       </w:r>
       <w:r>
-        <w:t xml:space="preserve"> by the end of the lesson, pupils will be able to recognise and form present simple passive sentences.</w:t>
+        <w:t xml:space="preserve"> by the end of the lesson, pupils will be able to add -ly, -ful, -ness and -less to base words and use comparatives and superlatives.</w:t>
       </w:r>
     </w:p>
     <w:p>
@@ -2429,7 +2602,7 @@
         <w:t xml:space="preserve">Materials:</w:t>
       </w:r>
       <w:r>
-        <w:t xml:space="preserve"> The roti-making pictures.</w:t>
+        <w:t xml:space="preserve"> The word-building table.</w:t>
       </w:r>
     </w:p>
     <w:tbl>
@@ -2518,12 +2691,20 @@
         <w:tc>
           <w:tcPr>
             <w:tcW w:w="1826" w:type="dxa"/>
-          </w:tcPr>
-          <w:p>
-            <w:pPr>
-              <w:pStyle w:val="TableText"/>
-            </w:pPr>
-            <w:r>
+            <w:shd w:val="clear" w:color="auto" w:fill="EFF4FB"/>
+            <w:tcBorders>
+              <w:left w:val="single" w:sz="18" w:space="0" w:color="1E4276"/>
+            </w:tcBorders>
+          </w:tcPr>
+          <w:p>
+            <w:pPr>
+              <w:pStyle w:val="TableText"/>
+            </w:pPr>
+            <w:r>
+              <w:rPr>
+                <w:b/>
+                <w:color w:val="0F2647"/>
+              </w:rPr>
               <w:t xml:space="preserve">Presentation</w:t>
             </w:r>
           </w:p>
@@ -2531,6 +2712,7 @@
         <w:tc>
           <w:tcPr>
             <w:tcW w:w="974" w:type="dxa"/>
+            <w:shd w:val="clear" w:color="auto" w:fill="EFF4FB"/>
           </w:tcPr>
           <w:p>
             <w:pPr>
@@ -2544,30 +2726,39 @@
         <w:tc>
           <w:tcPr>
             <w:tcW w:w="7306" w:type="dxa"/>
-          </w:tcPr>
-          <w:p>
-            <w:pPr>
-              <w:pStyle w:val="TableText"/>
-            </w:pPr>
-            <w:r>
-              <w:t xml:space="preserve">Show English is spoken all over the world. Ask who speaks it. Build be + past participle.</w:t>
-            </w:r>
-          </w:p>
-        </w:tc>
-      </w:tr>
-      <w:tr>
-        <w:trPr>
-          <w:cantSplit/>
-        </w:trPr>
-        <w:tc>
-          <w:tcPr>
-            <w:tcW w:w="1826" w:type="dxa"/>
-          </w:tcPr>
-          <w:p>
-            <w:pPr>
-              <w:pStyle w:val="TableText"/>
-            </w:pPr>
-            <w:r>
+            <w:shd w:val="clear" w:color="auto" w:fill="EFF4FB"/>
+          </w:tcPr>
+          <w:p>
+            <w:pPr>
+              <w:pStyle w:val="TableText"/>
+            </w:pPr>
+            <w:r>
+              <w:t xml:space="preserve">Show care → careful, careless, carefully. Compare three pupils' heights: taller, the tallest.</w:t>
+            </w:r>
+          </w:p>
+        </w:tc>
+      </w:tr>
+      <w:tr>
+        <w:trPr>
+          <w:cantSplit/>
+        </w:trPr>
+        <w:tc>
+          <w:tcPr>
+            <w:tcW w:w="1826" w:type="dxa"/>
+            <w:shd w:val="clear" w:color="auto" w:fill="EDF7F4"/>
+            <w:tcBorders>
+              <w:left w:val="single" w:sz="18" w:space="0" w:color="0E7C66"/>
+            </w:tcBorders>
+          </w:tcPr>
+          <w:p>
+            <w:pPr>
+              <w:pStyle w:val="TableText"/>
+            </w:pPr>
+            <w:r>
+              <w:rPr>
+                <w:b/>
+                <w:color w:val="08503F"/>
+              </w:rPr>
               <w:t xml:space="preserve">Practice</w:t>
             </w:r>
           </w:p>
@@ -2575,6 +2766,7 @@
         <w:tc>
           <w:tcPr>
             <w:tcW w:w="974" w:type="dxa"/>
+            <w:shd w:val="clear" w:color="auto" w:fill="EDF7F4"/>
           </w:tcPr>
           <w:p>
             <w:pPr>
@@ -2588,30 +2780,39 @@
         <w:tc>
           <w:tcPr>
             <w:tcW w:w="7306" w:type="dxa"/>
-          </w:tcPr>
-          <w:p>
-            <w:pPr>
-              <w:pStyle w:val="TableText"/>
-            </w:pPr>
-            <w:r>
-              <w:t xml:space="preserve">Match the roti pictures with the steps (6.5). Fill in the verb forms (6.6).</w:t>
-            </w:r>
-          </w:p>
-        </w:tc>
-      </w:tr>
-      <w:tr>
-        <w:trPr>
-          <w:cantSplit/>
-        </w:trPr>
-        <w:tc>
-          <w:tcPr>
-            <w:tcW w:w="1826" w:type="dxa"/>
-          </w:tcPr>
-          <w:p>
-            <w:pPr>
-              <w:pStyle w:val="TableText"/>
-            </w:pPr>
-            <w:r>
+            <w:shd w:val="clear" w:color="auto" w:fill="EDF7F4"/>
+          </w:tcPr>
+          <w:p>
+            <w:pPr>
+              <w:pStyle w:val="TableText"/>
+            </w:pPr>
+            <w:r>
+              <w:t xml:space="preserve">Complete the table (5.2) and the worksheet (5.6).</w:t>
+            </w:r>
+          </w:p>
+        </w:tc>
+      </w:tr>
+      <w:tr>
+        <w:trPr>
+          <w:cantSplit/>
+        </w:trPr>
+        <w:tc>
+          <w:tcPr>
+            <w:tcW w:w="1826" w:type="dxa"/>
+            <w:shd w:val="clear" w:color="auto" w:fill="FDF6E8"/>
+            <w:tcBorders>
+              <w:left w:val="single" w:sz="18" w:space="0" w:color="B07C12"/>
+            </w:tcBorders>
+          </w:tcPr>
+          <w:p>
+            <w:pPr>
+              <w:pStyle w:val="TableText"/>
+            </w:pPr>
+            <w:r>
+              <w:rPr>
+                <w:b/>
+                <w:color w:val="7D5205"/>
+              </w:rPr>
               <w:t xml:space="preserve">Production</w:t>
             </w:r>
           </w:p>
@@ -2619,6 +2820,7 @@
         <w:tc>
           <w:tcPr>
             <w:tcW w:w="974" w:type="dxa"/>
+            <w:shd w:val="clear" w:color="auto" w:fill="FDF6E8"/>
           </w:tcPr>
           <w:p>
             <w:pPr>
@@ -2632,30 +2834,39 @@
         <w:tc>
           <w:tcPr>
             <w:tcW w:w="7306" w:type="dxa"/>
-          </w:tcPr>
-          <w:p>
-            <w:pPr>
-              <w:pStyle w:val="TableText"/>
-            </w:pPr>
-            <w:r>
-              <w:t xml:space="preserve">Find the passive sentences in A Day in the Life of a News Reader (6.7) and describe how tea is made in the passive.</w:t>
-            </w:r>
-          </w:p>
-        </w:tc>
-      </w:tr>
-      <w:tr>
-        <w:trPr>
-          <w:cantSplit/>
-        </w:trPr>
-        <w:tc>
-          <w:tcPr>
-            <w:tcW w:w="1826" w:type="dxa"/>
-          </w:tcPr>
-          <w:p>
-            <w:pPr>
-              <w:pStyle w:val="TableText"/>
-            </w:pPr>
-            <w:r>
+            <w:shd w:val="clear" w:color="auto" w:fill="FDF6E8"/>
+          </w:tcPr>
+          <w:p>
+            <w:pPr>
+              <w:pStyle w:val="TableText"/>
+            </w:pPr>
+            <w:r>
+              <w:t xml:space="preserve">Pupils describe one of the smallest things they know (5.5).</w:t>
+            </w:r>
+          </w:p>
+        </w:tc>
+      </w:tr>
+      <w:tr>
+        <w:trPr>
+          <w:cantSplit/>
+        </w:trPr>
+        <w:tc>
+          <w:tcPr>
+            <w:tcW w:w="1826" w:type="dxa"/>
+            <w:shd w:val="clear" w:color="auto" w:fill="F7F9FB"/>
+            <w:tcBorders>
+              <w:left w:val="single" w:sz="18" w:space="0" w:color="8E98A4"/>
+            </w:tcBorders>
+          </w:tcPr>
+          <w:p>
+            <w:pPr>
+              <w:pStyle w:val="TableText"/>
+            </w:pPr>
+            <w:r>
+              <w:rPr>
+                <w:b/>
+                <w:color w:val="33404F"/>
+              </w:rPr>
               <w:t xml:space="preserve">Check and close</w:t>
             </w:r>
           </w:p>
@@ -2663,6 +2874,7 @@
         <w:tc>
           <w:tcPr>
             <w:tcW w:w="974" w:type="dxa"/>
+            <w:shd w:val="clear" w:color="auto" w:fill="F7F9FB"/>
           </w:tcPr>
           <w:p>
             <w:pPr>
@@ -2676,13 +2888,14 @@
         <w:tc>
           <w:tcPr>
             <w:tcW w:w="7306" w:type="dxa"/>
-          </w:tcPr>
-          <w:p>
-            <w:pPr>
-              <w:pStyle w:val="TableText"/>
-            </w:pPr>
-            <w:r>
-              <w:t xml:space="preserve">Read two passive sentences aloud. </w:t>
+            <w:shd w:val="clear" w:color="auto" w:fill="F7F9FB"/>
+          </w:tcPr>
+          <w:p>
+            <w:pPr>
+              <w:pStyle w:val="TableText"/>
+            </w:pPr>
+            <w:r>
+              <w:t xml:space="preserve">Share one comparison. </w:t>
             </w:r>
             <w:r>
               <w:rPr>
@@ -2691,7 +2904,7 @@
               <w:t xml:space="preserve">Homework:</w:t>
             </w:r>
             <w:r>
-              <w:t xml:space="preserve"> Describe how a local food is made.</w:t>
+              <w:t xml:space="preserve"> Write six comparison sentences about your family.</w:t>
             </w:r>
           </w:p>
         </w:tc>
@@ -2704,7 +2917,7 @@
         <w:keepNext/>
       </w:pPr>
       <w:r>
-        <w:t xml:space="preserve">Plan 9: Unit 7, The World of Children</w:t>
+        <w:t xml:space="preserve">Plan 8: Unit 6, When We Are Together</w:t>
       </w:r>
     </w:p>
     <w:p>
@@ -2718,7 +2931,7 @@
         <w:t xml:space="preserve">Book activity:</w:t>
       </w:r>
       <w:r>
-        <w:t xml:space="preserve"> Activities 7.3, 7.8 and 7.9. </w:t>
+        <w:t xml:space="preserve"> Activities 6.5, 6.6 and 6.7. </w:t>
       </w:r>
       <w:r>
         <w:rPr>
@@ -2727,7 +2940,7 @@
         <w:t xml:space="preserve">Focus:</w:t>
       </w:r>
       <w:r>
-        <w:t xml:space="preserve"> Past passive and a letter.</w:t>
+        <w:t xml:space="preserve"> The passive voice (present).</w:t>
       </w:r>
     </w:p>
     <w:p>
@@ -2741,7 +2954,7 @@
         <w:t xml:space="preserve">Learning outcome:</w:t>
       </w:r>
       <w:r>
-        <w:t xml:space="preserve"> by the end of the lesson, pupils will be able to rewrite past events in the passive and write a descriptive letter.</w:t>
+        <w:t xml:space="preserve"> by the end of the lesson, pupils will be able to recognise and form present simple passive sentences.</w:t>
       </w:r>
     </w:p>
     <w:p>
@@ -2755,7 +2968,7 @@
         <w:t xml:space="preserve">Materials:</w:t>
       </w:r>
       <w:r>
-        <w:t xml:space="preserve"> Sigiriya information table.</w:t>
+        <w:t xml:space="preserve"> The roti-making pictures.</w:t>
       </w:r>
     </w:p>
     <w:tbl>
@@ -2844,12 +3057,20 @@
         <w:tc>
           <w:tcPr>
             <w:tcW w:w="1826" w:type="dxa"/>
-          </w:tcPr>
-          <w:p>
-            <w:pPr>
-              <w:pStyle w:val="TableText"/>
-            </w:pPr>
-            <w:r>
+            <w:shd w:val="clear" w:color="auto" w:fill="EFF4FB"/>
+            <w:tcBorders>
+              <w:left w:val="single" w:sz="18" w:space="0" w:color="1E4276"/>
+            </w:tcBorders>
+          </w:tcPr>
+          <w:p>
+            <w:pPr>
+              <w:pStyle w:val="TableText"/>
+            </w:pPr>
+            <w:r>
+              <w:rPr>
+                <w:b/>
+                <w:color w:val="0F2647"/>
+              </w:rPr>
               <w:t xml:space="preserve">Presentation</w:t>
             </w:r>
           </w:p>
@@ -2857,6 +3078,7 @@
         <w:tc>
           <w:tcPr>
             <w:tcW w:w="974" w:type="dxa"/>
+            <w:shd w:val="clear" w:color="auto" w:fill="EFF4FB"/>
           </w:tcPr>
           <w:p>
             <w:pPr>
@@ -2870,30 +3092,39 @@
         <w:tc>
           <w:tcPr>
             <w:tcW w:w="7306" w:type="dxa"/>
-          </w:tcPr>
-          <w:p>
-            <w:pPr>
-              <w:pStyle w:val="TableText"/>
-            </w:pPr>
-            <w:r>
-              <w:t xml:space="preserve">Show: Sigiriya was built by King Kashyapa. Review letter layout.</w:t>
-            </w:r>
-          </w:p>
-        </w:tc>
-      </w:tr>
-      <w:tr>
-        <w:trPr>
-          <w:cantSplit/>
-        </w:trPr>
-        <w:tc>
-          <w:tcPr>
-            <w:tcW w:w="1826" w:type="dxa"/>
-          </w:tcPr>
-          <w:p>
-            <w:pPr>
-              <w:pStyle w:val="TableText"/>
-            </w:pPr>
-            <w:r>
+            <w:shd w:val="clear" w:color="auto" w:fill="EFF4FB"/>
+          </w:tcPr>
+          <w:p>
+            <w:pPr>
+              <w:pStyle w:val="TableText"/>
+            </w:pPr>
+            <w:r>
+              <w:t xml:space="preserve">Show English is spoken all over the world. Ask who speaks it. Build be + past participle.</w:t>
+            </w:r>
+          </w:p>
+        </w:tc>
+      </w:tr>
+      <w:tr>
+        <w:trPr>
+          <w:cantSplit/>
+        </w:trPr>
+        <w:tc>
+          <w:tcPr>
+            <w:tcW w:w="1826" w:type="dxa"/>
+            <w:shd w:val="clear" w:color="auto" w:fill="EDF7F4"/>
+            <w:tcBorders>
+              <w:left w:val="single" w:sz="18" w:space="0" w:color="0E7C66"/>
+            </w:tcBorders>
+          </w:tcPr>
+          <w:p>
+            <w:pPr>
+              <w:pStyle w:val="TableText"/>
+            </w:pPr>
+            <w:r>
+              <w:rPr>
+                <w:b/>
+                <w:color w:val="08503F"/>
+              </w:rPr>
               <w:t xml:space="preserve">Practice</w:t>
             </w:r>
           </w:p>
@@ -2901,6 +3132,7 @@
         <w:tc>
           <w:tcPr>
             <w:tcW w:w="974" w:type="dxa"/>
+            <w:shd w:val="clear" w:color="auto" w:fill="EDF7F4"/>
           </w:tcPr>
           <w:p>
             <w:pPr>
@@ -2914,30 +3146,39 @@
         <w:tc>
           <w:tcPr>
             <w:tcW w:w="7306" w:type="dxa"/>
-          </w:tcPr>
-          <w:p>
-            <w:pPr>
-              <w:pStyle w:val="TableText"/>
-            </w:pPr>
-            <w:r>
-              <w:t xml:space="preserve">Rewrite the historical events in the passive (7.3).</w:t>
-            </w:r>
-          </w:p>
-        </w:tc>
-      </w:tr>
-      <w:tr>
-        <w:trPr>
-          <w:cantSplit/>
-        </w:trPr>
-        <w:tc>
-          <w:tcPr>
-            <w:tcW w:w="1826" w:type="dxa"/>
-          </w:tcPr>
-          <w:p>
-            <w:pPr>
-              <w:pStyle w:val="TableText"/>
-            </w:pPr>
-            <w:r>
+            <w:shd w:val="clear" w:color="auto" w:fill="EDF7F4"/>
+          </w:tcPr>
+          <w:p>
+            <w:pPr>
+              <w:pStyle w:val="TableText"/>
+            </w:pPr>
+            <w:r>
+              <w:t xml:space="preserve">Match the roti pictures with the steps (6.5). Fill in the verb forms (6.6).</w:t>
+            </w:r>
+          </w:p>
+        </w:tc>
+      </w:tr>
+      <w:tr>
+        <w:trPr>
+          <w:cantSplit/>
+        </w:trPr>
+        <w:tc>
+          <w:tcPr>
+            <w:tcW w:w="1826" w:type="dxa"/>
+            <w:shd w:val="clear" w:color="auto" w:fill="FDF6E8"/>
+            <w:tcBorders>
+              <w:left w:val="single" w:sz="18" w:space="0" w:color="B07C12"/>
+            </w:tcBorders>
+          </w:tcPr>
+          <w:p>
+            <w:pPr>
+              <w:pStyle w:val="TableText"/>
+            </w:pPr>
+            <w:r>
+              <w:rPr>
+                <w:b/>
+                <w:color w:val="7D5205"/>
+              </w:rPr>
               <w:t xml:space="preserve">Production</w:t>
             </w:r>
           </w:p>
@@ -2945,6 +3186,7 @@
         <w:tc>
           <w:tcPr>
             <w:tcW w:w="974" w:type="dxa"/>
+            <w:shd w:val="clear" w:color="auto" w:fill="FDF6E8"/>
           </w:tcPr>
           <w:p>
             <w:pPr>
@@ -2958,30 +3200,39 @@
         <w:tc>
           <w:tcPr>
             <w:tcW w:w="7306" w:type="dxa"/>
-          </w:tcPr>
-          <w:p>
-            <w:pPr>
-              <w:pStyle w:val="TableText"/>
-            </w:pPr>
-            <w:r>
-              <w:t xml:space="preserve">Order the Sigiriya information (7.8) and write Sahan's letter (7.9).</w:t>
-            </w:r>
-          </w:p>
-        </w:tc>
-      </w:tr>
-      <w:tr>
-        <w:trPr>
-          <w:cantSplit/>
-        </w:trPr>
-        <w:tc>
-          <w:tcPr>
-            <w:tcW w:w="1826" w:type="dxa"/>
-          </w:tcPr>
-          <w:p>
-            <w:pPr>
-              <w:pStyle w:val="TableText"/>
-            </w:pPr>
-            <w:r>
+            <w:shd w:val="clear" w:color="auto" w:fill="FDF6E8"/>
+          </w:tcPr>
+          <w:p>
+            <w:pPr>
+              <w:pStyle w:val="TableText"/>
+            </w:pPr>
+            <w:r>
+              <w:t xml:space="preserve">Find the passive sentences in A Day in the Life of a News Reader (6.7) and describe how tea is made in the passive.</w:t>
+            </w:r>
+          </w:p>
+        </w:tc>
+      </w:tr>
+      <w:tr>
+        <w:trPr>
+          <w:cantSplit/>
+        </w:trPr>
+        <w:tc>
+          <w:tcPr>
+            <w:tcW w:w="1826" w:type="dxa"/>
+            <w:shd w:val="clear" w:color="auto" w:fill="F7F9FB"/>
+            <w:tcBorders>
+              <w:left w:val="single" w:sz="18" w:space="0" w:color="8E98A4"/>
+            </w:tcBorders>
+          </w:tcPr>
+          <w:p>
+            <w:pPr>
+              <w:pStyle w:val="TableText"/>
+            </w:pPr>
+            <w:r>
+              <w:rPr>
+                <w:b/>
+                <w:color w:val="33404F"/>
+              </w:rPr>
               <w:t xml:space="preserve">Check and close</w:t>
             </w:r>
           </w:p>
@@ -2989,6 +3240,7 @@
         <w:tc>
           <w:tcPr>
             <w:tcW w:w="974" w:type="dxa"/>
+            <w:shd w:val="clear" w:color="auto" w:fill="F7F9FB"/>
           </w:tcPr>
           <w:p>
             <w:pPr>
@@ -3002,13 +3254,14 @@
         <w:tc>
           <w:tcPr>
             <w:tcW w:w="7306" w:type="dxa"/>
-          </w:tcPr>
-          <w:p>
-            <w:pPr>
-              <w:pStyle w:val="TableText"/>
-            </w:pPr>
-            <w:r>
-              <w:t xml:space="preserve">Peer-check the layout. </w:t>
+            <w:shd w:val="clear" w:color="auto" w:fill="F7F9FB"/>
+          </w:tcPr>
+          <w:p>
+            <w:pPr>
+              <w:pStyle w:val="TableText"/>
+            </w:pPr>
+            <w:r>
+              <w:t xml:space="preserve">Read two passive sentences aloud. </w:t>
             </w:r>
             <w:r>
               <w:rPr>
@@ -3017,7 +3270,7 @@
               <w:t xml:space="preserve">Homework:</w:t>
             </w:r>
             <w:r>
-              <w:t xml:space="preserve"> Write about a place you visited.</w:t>
+              <w:t xml:space="preserve"> Describe how a local food is made.</w:t>
             </w:r>
           </w:p>
         </w:tc>
@@ -3030,7 +3283,7 @@
         <w:keepNext/>
       </w:pPr>
       <w:r>
-        <w:t xml:space="preserve">Plan 10: Unit 8, It's a Small World</w:t>
+        <w:t xml:space="preserve">Plan 9: Unit 7, The World of Children</w:t>
       </w:r>
     </w:p>
     <w:p>
@@ -3044,7 +3297,7 @@
         <w:t xml:space="preserve">Book activity:</w:t>
       </w:r>
       <w:r>
-        <w:t xml:space="preserve"> Activities 8.4, 8.5 and 8.7. </w:t>
+        <w:t xml:space="preserve"> Activities 7.3, 7.8 and 7.9. </w:t>
       </w:r>
       <w:r>
         <w:rPr>
@@ -3053,7 +3306,7 @@
         <w:t xml:space="preserve">Focus:</w:t>
       </w:r>
       <w:r>
-        <w:t xml:space="preserve"> Future passive and writing an article.</w:t>
+        <w:t xml:space="preserve"> Past passive and a letter.</w:t>
       </w:r>
     </w:p>
     <w:p>
@@ -3067,7 +3320,7 @@
         <w:t xml:space="preserve">Learning outcome:</w:t>
       </w:r>
       <w:r>
-        <w:t xml:space="preserve"> by the end of the lesson, pupils will be able to use will be + past participle and write a short news article.</w:t>
+        <w:t xml:space="preserve"> by the end of the lesson, pupils will be able to rewrite past events in the passive and write a descriptive letter.</w:t>
       </w:r>
     </w:p>
     <w:p>
@@ -3081,7 +3334,7 @@
         <w:t xml:space="preserve">Materials:</w:t>
       </w:r>
       <w:r>
-        <w:t xml:space="preserve"> Newspaper cuttings.</w:t>
+        <w:t xml:space="preserve"> Sigiriya information table.</w:t>
       </w:r>
     </w:p>
     <w:tbl>
@@ -3170,12 +3423,20 @@
         <w:tc>
           <w:tcPr>
             <w:tcW w:w="1826" w:type="dxa"/>
-          </w:tcPr>
-          <w:p>
-            <w:pPr>
-              <w:pStyle w:val="TableText"/>
-            </w:pPr>
-            <w:r>
+            <w:shd w:val="clear" w:color="auto" w:fill="EFF4FB"/>
+            <w:tcBorders>
+              <w:left w:val="single" w:sz="18" w:space="0" w:color="1E4276"/>
+            </w:tcBorders>
+          </w:tcPr>
+          <w:p>
+            <w:pPr>
+              <w:pStyle w:val="TableText"/>
+            </w:pPr>
+            <w:r>
+              <w:rPr>
+                <w:b/>
+                <w:color w:val="0F2647"/>
+              </w:rPr>
               <w:t xml:space="preserve">Presentation</w:t>
             </w:r>
           </w:p>
@@ -3183,6 +3444,7 @@
         <w:tc>
           <w:tcPr>
             <w:tcW w:w="974" w:type="dxa"/>
+            <w:shd w:val="clear" w:color="auto" w:fill="EFF4FB"/>
           </w:tcPr>
           <w:p>
             <w:pPr>
@@ -3196,30 +3458,39 @@
         <w:tc>
           <w:tcPr>
             <w:tcW w:w="7306" w:type="dxa"/>
-          </w:tcPr>
-          <w:p>
-            <w:pPr>
-              <w:pStyle w:val="TableText"/>
-            </w:pPr>
-            <w:r>
-              <w:t xml:space="preserve">Show: The match will be played tomorrow. Point out the parts of a newspaper article.</w:t>
-            </w:r>
-          </w:p>
-        </w:tc>
-      </w:tr>
-      <w:tr>
-        <w:trPr>
-          <w:cantSplit/>
-        </w:trPr>
-        <w:tc>
-          <w:tcPr>
-            <w:tcW w:w="1826" w:type="dxa"/>
-          </w:tcPr>
-          <w:p>
-            <w:pPr>
-              <w:pStyle w:val="TableText"/>
-            </w:pPr>
-            <w:r>
+            <w:shd w:val="clear" w:color="auto" w:fill="EFF4FB"/>
+          </w:tcPr>
+          <w:p>
+            <w:pPr>
+              <w:pStyle w:val="TableText"/>
+            </w:pPr>
+            <w:r>
+              <w:t xml:space="preserve">Show: Sigiriya was built by King Kashyapa. Review letter layout.</w:t>
+            </w:r>
+          </w:p>
+        </w:tc>
+      </w:tr>
+      <w:tr>
+        <w:trPr>
+          <w:cantSplit/>
+        </w:trPr>
+        <w:tc>
+          <w:tcPr>
+            <w:tcW w:w="1826" w:type="dxa"/>
+            <w:shd w:val="clear" w:color="auto" w:fill="EDF7F4"/>
+            <w:tcBorders>
+              <w:left w:val="single" w:sz="18" w:space="0" w:color="0E7C66"/>
+            </w:tcBorders>
+          </w:tcPr>
+          <w:p>
+            <w:pPr>
+              <w:pStyle w:val="TableText"/>
+            </w:pPr>
+            <w:r>
+              <w:rPr>
+                <w:b/>
+                <w:color w:val="08503F"/>
+              </w:rPr>
               <w:t xml:space="preserve">Practice</w:t>
             </w:r>
           </w:p>
@@ -3227,6 +3498,7 @@
         <w:tc>
           <w:tcPr>
             <w:tcW w:w="974" w:type="dxa"/>
+            <w:shd w:val="clear" w:color="auto" w:fill="EDF7F4"/>
           </w:tcPr>
           <w:p>
             <w:pPr>
@@ -3240,30 +3512,39 @@
         <w:tc>
           <w:tcPr>
             <w:tcW w:w="7306" w:type="dxa"/>
-          </w:tcPr>
-          <w:p>
-            <w:pPr>
-              <w:pStyle w:val="TableText"/>
-            </w:pPr>
-            <w:r>
-              <w:t xml:space="preserve">Complete the sentences (8.4 and 8.5).</w:t>
-            </w:r>
-          </w:p>
-        </w:tc>
-      </w:tr>
-      <w:tr>
-        <w:trPr>
-          <w:cantSplit/>
-        </w:trPr>
-        <w:tc>
-          <w:tcPr>
-            <w:tcW w:w="1826" w:type="dxa"/>
-          </w:tcPr>
-          <w:p>
-            <w:pPr>
-              <w:pStyle w:val="TableText"/>
-            </w:pPr>
-            <w:r>
+            <w:shd w:val="clear" w:color="auto" w:fill="EDF7F4"/>
+          </w:tcPr>
+          <w:p>
+            <w:pPr>
+              <w:pStyle w:val="TableText"/>
+            </w:pPr>
+            <w:r>
+              <w:t xml:space="preserve">Rewrite the historical events in the passive (7.3).</w:t>
+            </w:r>
+          </w:p>
+        </w:tc>
+      </w:tr>
+      <w:tr>
+        <w:trPr>
+          <w:cantSplit/>
+        </w:trPr>
+        <w:tc>
+          <w:tcPr>
+            <w:tcW w:w="1826" w:type="dxa"/>
+            <w:shd w:val="clear" w:color="auto" w:fill="FDF6E8"/>
+            <w:tcBorders>
+              <w:left w:val="single" w:sz="18" w:space="0" w:color="B07C12"/>
+            </w:tcBorders>
+          </w:tcPr>
+          <w:p>
+            <w:pPr>
+              <w:pStyle w:val="TableText"/>
+            </w:pPr>
+            <w:r>
+              <w:rPr>
+                <w:b/>
+                <w:color w:val="7D5205"/>
+              </w:rPr>
               <w:t xml:space="preserve">Production</w:t>
             </w:r>
           </w:p>
@@ -3271,6 +3552,7 @@
         <w:tc>
           <w:tcPr>
             <w:tcW w:w="974" w:type="dxa"/>
+            <w:shd w:val="clear" w:color="auto" w:fill="FDF6E8"/>
           </w:tcPr>
           <w:p>
             <w:pPr>
@@ -3284,30 +3566,39 @@
         <w:tc>
           <w:tcPr>
             <w:tcW w:w="7306" w:type="dxa"/>
-          </w:tcPr>
-          <w:p>
-            <w:pPr>
-              <w:pStyle w:val="TableText"/>
-            </w:pPr>
-            <w:r>
-              <w:t xml:space="preserve">Write a short article in steps (8.7) about a school event.</w:t>
-            </w:r>
-          </w:p>
-        </w:tc>
-      </w:tr>
-      <w:tr>
-        <w:trPr>
-          <w:cantSplit/>
-        </w:trPr>
-        <w:tc>
-          <w:tcPr>
-            <w:tcW w:w="1826" w:type="dxa"/>
-          </w:tcPr>
-          <w:p>
-            <w:pPr>
-              <w:pStyle w:val="TableText"/>
-            </w:pPr>
-            <w:r>
+            <w:shd w:val="clear" w:color="auto" w:fill="FDF6E8"/>
+          </w:tcPr>
+          <w:p>
+            <w:pPr>
+              <w:pStyle w:val="TableText"/>
+            </w:pPr>
+            <w:r>
+              <w:t xml:space="preserve">Order the Sigiriya information (7.8) and write Sahan's letter (7.9).</w:t>
+            </w:r>
+          </w:p>
+        </w:tc>
+      </w:tr>
+      <w:tr>
+        <w:trPr>
+          <w:cantSplit/>
+        </w:trPr>
+        <w:tc>
+          <w:tcPr>
+            <w:tcW w:w="1826" w:type="dxa"/>
+            <w:shd w:val="clear" w:color="auto" w:fill="F7F9FB"/>
+            <w:tcBorders>
+              <w:left w:val="single" w:sz="18" w:space="0" w:color="8E98A4"/>
+            </w:tcBorders>
+          </w:tcPr>
+          <w:p>
+            <w:pPr>
+              <w:pStyle w:val="TableText"/>
+            </w:pPr>
+            <w:r>
+              <w:rPr>
+                <w:b/>
+                <w:color w:val="33404F"/>
+              </w:rPr>
               <w:t xml:space="preserve">Check and close</w:t>
             </w:r>
           </w:p>
@@ -3315,6 +3606,7 @@
         <w:tc>
           <w:tcPr>
             <w:tcW w:w="974" w:type="dxa"/>
+            <w:shd w:val="clear" w:color="auto" w:fill="F7F9FB"/>
           </w:tcPr>
           <w:p>
             <w:pPr>
@@ -3328,13 +3620,14 @@
         <w:tc>
           <w:tcPr>
             <w:tcW w:w="7306" w:type="dxa"/>
-          </w:tcPr>
-          <w:p>
-            <w:pPr>
-              <w:pStyle w:val="TableText"/>
-            </w:pPr>
-            <w:r>
-              <w:t xml:space="preserve">Read two headlines aloud. </w:t>
+            <w:shd w:val="clear" w:color="auto" w:fill="F7F9FB"/>
+          </w:tcPr>
+          <w:p>
+            <w:pPr>
+              <w:pStyle w:val="TableText"/>
+            </w:pPr>
+            <w:r>
+              <w:t xml:space="preserve">Peer-check the layout. </w:t>
             </w:r>
             <w:r>
               <w:rPr>
@@ -3343,7 +3636,7 @@
               <w:t xml:space="preserve">Homework:</w:t>
             </w:r>
             <w:r>
-              <w:t xml:space="preserve"> Collect one English news headline.</w:t>
+              <w:t xml:space="preserve"> Write about a place you visited.</w:t>
             </w:r>
           </w:p>
         </w:tc>
@@ -3356,7 +3649,7 @@
         <w:keepNext/>
       </w:pPr>
       <w:r>
-        <w:t xml:space="preserve">Plan 11: Unit 9, On Top of the World</w:t>
+        <w:t xml:space="preserve">Plan 10: Unit 8, It's a Small World</w:t>
       </w:r>
     </w:p>
     <w:p>
@@ -3370,7 +3663,7 @@
         <w:t xml:space="preserve">Book activity:</w:t>
       </w:r>
       <w:r>
-        <w:t xml:space="preserve"> Activities 9.2 to 9.5. </w:t>
+        <w:t xml:space="preserve"> Activities 8.4, 8.5 and 8.7. </w:t>
       </w:r>
       <w:r>
         <w:rPr>
@@ -3379,7 +3672,7 @@
         <w:t xml:space="preserve">Focus:</w:t>
       </w:r>
       <w:r>
-        <w:t xml:space="preserve"> Adverbs of frequency.</w:t>
+        <w:t xml:space="preserve"> Future passive and writing an article.</w:t>
       </w:r>
     </w:p>
     <w:p>
@@ -3393,7 +3686,7 @@
         <w:t xml:space="preserve">Learning outcome:</w:t>
       </w:r>
       <w:r>
-        <w:t xml:space="preserve"> by the end of the lesson, pupils will be able to use always, usually, often, sometimes, rarely and never.</w:t>
+        <w:t xml:space="preserve"> by the end of the lesson, pupils will be able to use will be + past participle and write a short news article.</w:t>
       </w:r>
     </w:p>
     <w:p>
@@ -3407,7 +3700,7 @@
         <w:t xml:space="preserve">Materials:</w:t>
       </w:r>
       <w:r>
-        <w:t xml:space="preserve"> A frequency scale from 0% to 100%.</w:t>
+        <w:t xml:space="preserve"> Newspaper cuttings.</w:t>
       </w:r>
     </w:p>
     <w:tbl>
@@ -3496,12 +3789,20 @@
         <w:tc>
           <w:tcPr>
             <w:tcW w:w="1826" w:type="dxa"/>
-          </w:tcPr>
-          <w:p>
-            <w:pPr>
-              <w:pStyle w:val="TableText"/>
-            </w:pPr>
-            <w:r>
+            <w:shd w:val="clear" w:color="auto" w:fill="EFF4FB"/>
+            <w:tcBorders>
+              <w:left w:val="single" w:sz="18" w:space="0" w:color="1E4276"/>
+            </w:tcBorders>
+          </w:tcPr>
+          <w:p>
+            <w:pPr>
+              <w:pStyle w:val="TableText"/>
+            </w:pPr>
+            <w:r>
+              <w:rPr>
+                <w:b/>
+                <w:color w:val="0F2647"/>
+              </w:rPr>
               <w:t xml:space="preserve">Presentation</w:t>
             </w:r>
           </w:p>
@@ -3509,6 +3810,7 @@
         <w:tc>
           <w:tcPr>
             <w:tcW w:w="974" w:type="dxa"/>
+            <w:shd w:val="clear" w:color="auto" w:fill="EFF4FB"/>
           </w:tcPr>
           <w:p>
             <w:pPr>
@@ -3522,30 +3824,39 @@
         <w:tc>
           <w:tcPr>
             <w:tcW w:w="7306" w:type="dxa"/>
-          </w:tcPr>
-          <w:p>
-            <w:pPr>
-              <w:pStyle w:val="TableText"/>
-            </w:pPr>
-            <w:r>
-              <w:t xml:space="preserve">Place the adverbs on the scale. I always brush my teeth. I never ...</w:t>
-            </w:r>
-          </w:p>
-        </w:tc>
-      </w:tr>
-      <w:tr>
-        <w:trPr>
-          <w:cantSplit/>
-        </w:trPr>
-        <w:tc>
-          <w:tcPr>
-            <w:tcW w:w="1826" w:type="dxa"/>
-          </w:tcPr>
-          <w:p>
-            <w:pPr>
-              <w:pStyle w:val="TableText"/>
-            </w:pPr>
-            <w:r>
+            <w:shd w:val="clear" w:color="auto" w:fill="EFF4FB"/>
+          </w:tcPr>
+          <w:p>
+            <w:pPr>
+              <w:pStyle w:val="TableText"/>
+            </w:pPr>
+            <w:r>
+              <w:t xml:space="preserve">Show: The match will be played tomorrow. Point out the parts of a newspaper article.</w:t>
+            </w:r>
+          </w:p>
+        </w:tc>
+      </w:tr>
+      <w:tr>
+        <w:trPr>
+          <w:cantSplit/>
+        </w:trPr>
+        <w:tc>
+          <w:tcPr>
+            <w:tcW w:w="1826" w:type="dxa"/>
+            <w:shd w:val="clear" w:color="auto" w:fill="EDF7F4"/>
+            <w:tcBorders>
+              <w:left w:val="single" w:sz="18" w:space="0" w:color="0E7C66"/>
+            </w:tcBorders>
+          </w:tcPr>
+          <w:p>
+            <w:pPr>
+              <w:pStyle w:val="TableText"/>
+            </w:pPr>
+            <w:r>
+              <w:rPr>
+                <w:b/>
+                <w:color w:val="08503F"/>
+              </w:rPr>
               <w:t xml:space="preserve">Practice</w:t>
             </w:r>
           </w:p>
@@ -3553,6 +3864,7 @@
         <w:tc>
           <w:tcPr>
             <w:tcW w:w="974" w:type="dxa"/>
+            <w:shd w:val="clear" w:color="auto" w:fill="EDF7F4"/>
           </w:tcPr>
           <w:p>
             <w:pPr>
@@ -3566,30 +3878,39 @@
         <w:tc>
           <w:tcPr>
             <w:tcW w:w="7306" w:type="dxa"/>
-          </w:tcPr>
-          <w:p>
-            <w:pPr>
-              <w:pStyle w:val="TableText"/>
-            </w:pPr>
-            <w:r>
-              <w:t xml:space="preserve">Fill in the conversation (9.2) and write sentences from the pictures (9.3).</w:t>
-            </w:r>
-          </w:p>
-        </w:tc>
-      </w:tr>
-      <w:tr>
-        <w:trPr>
-          <w:cantSplit/>
-        </w:trPr>
-        <w:tc>
-          <w:tcPr>
-            <w:tcW w:w="1826" w:type="dxa"/>
-          </w:tcPr>
-          <w:p>
-            <w:pPr>
-              <w:pStyle w:val="TableText"/>
-            </w:pPr>
-            <w:r>
+            <w:shd w:val="clear" w:color="auto" w:fill="EDF7F4"/>
+          </w:tcPr>
+          <w:p>
+            <w:pPr>
+              <w:pStyle w:val="TableText"/>
+            </w:pPr>
+            <w:r>
+              <w:t xml:space="preserve">Complete the sentences (8.4 and 8.5).</w:t>
+            </w:r>
+          </w:p>
+        </w:tc>
+      </w:tr>
+      <w:tr>
+        <w:trPr>
+          <w:cantSplit/>
+        </w:trPr>
+        <w:tc>
+          <w:tcPr>
+            <w:tcW w:w="1826" w:type="dxa"/>
+            <w:shd w:val="clear" w:color="auto" w:fill="FDF6E8"/>
+            <w:tcBorders>
+              <w:left w:val="single" w:sz="18" w:space="0" w:color="B07C12"/>
+            </w:tcBorders>
+          </w:tcPr>
+          <w:p>
+            <w:pPr>
+              <w:pStyle w:val="TableText"/>
+            </w:pPr>
+            <w:r>
+              <w:rPr>
+                <w:b/>
+                <w:color w:val="7D5205"/>
+              </w:rPr>
               <w:t xml:space="preserve">Production</w:t>
             </w:r>
           </w:p>
@@ -3597,6 +3918,7 @@
         <w:tc>
           <w:tcPr>
             <w:tcW w:w="974" w:type="dxa"/>
+            <w:shd w:val="clear" w:color="auto" w:fill="FDF6E8"/>
           </w:tcPr>
           <w:p>
             <w:pPr>
@@ -3610,30 +3932,39 @@
         <w:tc>
           <w:tcPr>
             <w:tcW w:w="7306" w:type="dxa"/>
-          </w:tcPr>
-          <w:p>
-            <w:pPr>
-              <w:pStyle w:val="TableText"/>
-            </w:pPr>
-            <w:r>
-              <w:t xml:space="preserve">Group sentence chain (9.4), then write a paragraph (9.5).</w:t>
-            </w:r>
-          </w:p>
-        </w:tc>
-      </w:tr>
-      <w:tr>
-        <w:trPr>
-          <w:cantSplit/>
-        </w:trPr>
-        <w:tc>
-          <w:tcPr>
-            <w:tcW w:w="1826" w:type="dxa"/>
-          </w:tcPr>
-          <w:p>
-            <w:pPr>
-              <w:pStyle w:val="TableText"/>
-            </w:pPr>
-            <w:r>
+            <w:shd w:val="clear" w:color="auto" w:fill="FDF6E8"/>
+          </w:tcPr>
+          <w:p>
+            <w:pPr>
+              <w:pStyle w:val="TableText"/>
+            </w:pPr>
+            <w:r>
+              <w:t xml:space="preserve">Write a short article in steps (8.7) about a school event.</w:t>
+            </w:r>
+          </w:p>
+        </w:tc>
+      </w:tr>
+      <w:tr>
+        <w:trPr>
+          <w:cantSplit/>
+        </w:trPr>
+        <w:tc>
+          <w:tcPr>
+            <w:tcW w:w="1826" w:type="dxa"/>
+            <w:shd w:val="clear" w:color="auto" w:fill="F7F9FB"/>
+            <w:tcBorders>
+              <w:left w:val="single" w:sz="18" w:space="0" w:color="8E98A4"/>
+            </w:tcBorders>
+          </w:tcPr>
+          <w:p>
+            <w:pPr>
+              <w:pStyle w:val="TableText"/>
+            </w:pPr>
+            <w:r>
+              <w:rPr>
+                <w:b/>
+                <w:color w:val="33404F"/>
+              </w:rPr>
               <w:t xml:space="preserve">Check and close</w:t>
             </w:r>
           </w:p>
@@ -3641,6 +3972,7 @@
         <w:tc>
           <w:tcPr>
             <w:tcW w:w="974" w:type="dxa"/>
+            <w:shd w:val="clear" w:color="auto" w:fill="F7F9FB"/>
           </w:tcPr>
           <w:p>
             <w:pPr>
@@ -3654,13 +3986,14 @@
         <w:tc>
           <w:tcPr>
             <w:tcW w:w="7306" w:type="dxa"/>
-          </w:tcPr>
-          <w:p>
-            <w:pPr>
-              <w:pStyle w:val="TableText"/>
-            </w:pPr>
-            <w:r>
-              <w:t xml:space="preserve">Check adverb position. </w:t>
+            <w:shd w:val="clear" w:color="auto" w:fill="F7F9FB"/>
+          </w:tcPr>
+          <w:p>
+            <w:pPr>
+              <w:pStyle w:val="TableText"/>
+            </w:pPr>
+            <w:r>
+              <w:t xml:space="preserve">Read two headlines aloud. </w:t>
             </w:r>
             <w:r>
               <w:rPr>
@@ -3669,7 +4002,7 @@
               <w:t xml:space="preserve">Homework:</w:t>
             </w:r>
             <w:r>
-              <w:t xml:space="preserve"> Write about your weekend habits.</w:t>
+              <w:t xml:space="preserve"> Collect one English news headline.</w:t>
             </w:r>
           </w:p>
         </w:tc>
@@ -3682,7 +4015,7 @@
         <w:keepNext/>
       </w:pPr>
       <w:r>
-        <w:t xml:space="preserve">Plan 12: Unit 10, Beyond the Classroom</w:t>
+        <w:t xml:space="preserve">Plan 11: Unit 9, On Top of the World</w:t>
       </w:r>
     </w:p>
     <w:p>
@@ -3696,7 +4029,7 @@
         <w:t xml:space="preserve">Book activity:</w:t>
       </w:r>
       <w:r>
-        <w:t xml:space="preserve"> Activities 10.3 and 10.6. </w:t>
+        <w:t xml:space="preserve"> Activities 9.2 to 9.5. </w:t>
       </w:r>
       <w:r>
         <w:rPr>
@@ -3705,7 +4038,7 @@
         <w:t xml:space="preserve">Focus:</w:t>
       </w:r>
       <w:r>
-        <w:t xml:space="preserve"> The past perfect and telling stories.</w:t>
+        <w:t xml:space="preserve"> Adverbs of frequency.</w:t>
       </w:r>
     </w:p>
     <w:p>
@@ -3719,7 +4052,7 @@
         <w:t xml:space="preserve">Learning outcome:</w:t>
       </w:r>
       <w:r>
-        <w:t xml:space="preserve"> by the end of the lesson, pupils will be able to use the past perfect to show which past action happened first.</w:t>
+        <w:t xml:space="preserve"> by the end of the lesson, pupils will be able to use always, usually, often, sometimes, rarely and never.</w:t>
       </w:r>
     </w:p>
     <w:p>
@@ -3733,7 +4066,7 @@
         <w:t xml:space="preserve">Materials:</w:t>
       </w:r>
       <w:r>
-        <w:t xml:space="preserve"> The English Day conversation, a timeline.</w:t>
+        <w:t xml:space="preserve"> A frequency scale from 0% to 100%.</w:t>
       </w:r>
     </w:p>
     <w:tbl>
@@ -3822,12 +4155,20 @@
         <w:tc>
           <w:tcPr>
             <w:tcW w:w="1826" w:type="dxa"/>
-          </w:tcPr>
-          <w:p>
-            <w:pPr>
-              <w:pStyle w:val="TableText"/>
-            </w:pPr>
-            <w:r>
+            <w:shd w:val="clear" w:color="auto" w:fill="EFF4FB"/>
+            <w:tcBorders>
+              <w:left w:val="single" w:sz="18" w:space="0" w:color="1E4276"/>
+            </w:tcBorders>
+          </w:tcPr>
+          <w:p>
+            <w:pPr>
+              <w:pStyle w:val="TableText"/>
+            </w:pPr>
+            <w:r>
+              <w:rPr>
+                <w:b/>
+                <w:color w:val="0F2647"/>
+              </w:rPr>
               <w:t xml:space="preserve">Presentation</w:t>
             </w:r>
           </w:p>
@@ -3835,6 +4176,7 @@
         <w:tc>
           <w:tcPr>
             <w:tcW w:w="974" w:type="dxa"/>
+            <w:shd w:val="clear" w:color="auto" w:fill="EFF4FB"/>
           </w:tcPr>
           <w:p>
             <w:pPr>
@@ -3848,6 +4190,373 @@
         <w:tc>
           <w:tcPr>
             <w:tcW w:w="7306" w:type="dxa"/>
+            <w:shd w:val="clear" w:color="auto" w:fill="EFF4FB"/>
+          </w:tcPr>
+          <w:p>
+            <w:pPr>
+              <w:pStyle w:val="TableText"/>
+            </w:pPr>
+            <w:r>
+              <w:t xml:space="preserve">Place the adverbs on the scale. I always brush my teeth. I never ...</w:t>
+            </w:r>
+          </w:p>
+        </w:tc>
+      </w:tr>
+      <w:tr>
+        <w:trPr>
+          <w:cantSplit/>
+        </w:trPr>
+        <w:tc>
+          <w:tcPr>
+            <w:tcW w:w="1826" w:type="dxa"/>
+            <w:shd w:val="clear" w:color="auto" w:fill="EDF7F4"/>
+            <w:tcBorders>
+              <w:left w:val="single" w:sz="18" w:space="0" w:color="0E7C66"/>
+            </w:tcBorders>
+          </w:tcPr>
+          <w:p>
+            <w:pPr>
+              <w:pStyle w:val="TableText"/>
+            </w:pPr>
+            <w:r>
+              <w:rPr>
+                <w:b/>
+                <w:color w:val="08503F"/>
+              </w:rPr>
+              <w:t xml:space="preserve">Practice</w:t>
+            </w:r>
+          </w:p>
+        </w:tc>
+        <w:tc>
+          <w:tcPr>
+            <w:tcW w:w="974" w:type="dxa"/>
+            <w:shd w:val="clear" w:color="auto" w:fill="EDF7F4"/>
+          </w:tcPr>
+          <w:p>
+            <w:pPr>
+              <w:pStyle w:val="TableText"/>
+            </w:pPr>
+            <w:r>
+              <w:t xml:space="preserve">12 min</w:t>
+            </w:r>
+          </w:p>
+        </w:tc>
+        <w:tc>
+          <w:tcPr>
+            <w:tcW w:w="7306" w:type="dxa"/>
+            <w:shd w:val="clear" w:color="auto" w:fill="EDF7F4"/>
+          </w:tcPr>
+          <w:p>
+            <w:pPr>
+              <w:pStyle w:val="TableText"/>
+            </w:pPr>
+            <w:r>
+              <w:t xml:space="preserve">Fill in the conversation (9.2) and write sentences from the pictures (9.3).</w:t>
+            </w:r>
+          </w:p>
+        </w:tc>
+      </w:tr>
+      <w:tr>
+        <w:trPr>
+          <w:cantSplit/>
+        </w:trPr>
+        <w:tc>
+          <w:tcPr>
+            <w:tcW w:w="1826" w:type="dxa"/>
+            <w:shd w:val="clear" w:color="auto" w:fill="FDF6E8"/>
+            <w:tcBorders>
+              <w:left w:val="single" w:sz="18" w:space="0" w:color="B07C12"/>
+            </w:tcBorders>
+          </w:tcPr>
+          <w:p>
+            <w:pPr>
+              <w:pStyle w:val="TableText"/>
+            </w:pPr>
+            <w:r>
+              <w:rPr>
+                <w:b/>
+                <w:color w:val="7D5205"/>
+              </w:rPr>
+              <w:t xml:space="preserve">Production</w:t>
+            </w:r>
+          </w:p>
+        </w:tc>
+        <w:tc>
+          <w:tcPr>
+            <w:tcW w:w="974" w:type="dxa"/>
+            <w:shd w:val="clear" w:color="auto" w:fill="FDF6E8"/>
+          </w:tcPr>
+          <w:p>
+            <w:pPr>
+              <w:pStyle w:val="TableText"/>
+            </w:pPr>
+            <w:r>
+              <w:t xml:space="preserve">13 min</w:t>
+            </w:r>
+          </w:p>
+        </w:tc>
+        <w:tc>
+          <w:tcPr>
+            <w:tcW w:w="7306" w:type="dxa"/>
+            <w:shd w:val="clear" w:color="auto" w:fill="FDF6E8"/>
+          </w:tcPr>
+          <w:p>
+            <w:pPr>
+              <w:pStyle w:val="TableText"/>
+            </w:pPr>
+            <w:r>
+              <w:t xml:space="preserve">Group sentence chain (9.4), then write a paragraph (9.5).</w:t>
+            </w:r>
+          </w:p>
+        </w:tc>
+      </w:tr>
+      <w:tr>
+        <w:trPr>
+          <w:cantSplit/>
+        </w:trPr>
+        <w:tc>
+          <w:tcPr>
+            <w:tcW w:w="1826" w:type="dxa"/>
+            <w:shd w:val="clear" w:color="auto" w:fill="F7F9FB"/>
+            <w:tcBorders>
+              <w:left w:val="single" w:sz="18" w:space="0" w:color="8E98A4"/>
+            </w:tcBorders>
+          </w:tcPr>
+          <w:p>
+            <w:pPr>
+              <w:pStyle w:val="TableText"/>
+            </w:pPr>
+            <w:r>
+              <w:rPr>
+                <w:b/>
+                <w:color w:val="33404F"/>
+              </w:rPr>
+              <w:t xml:space="preserve">Check and close</w:t>
+            </w:r>
+          </w:p>
+        </w:tc>
+        <w:tc>
+          <w:tcPr>
+            <w:tcW w:w="974" w:type="dxa"/>
+            <w:shd w:val="clear" w:color="auto" w:fill="F7F9FB"/>
+          </w:tcPr>
+          <w:p>
+            <w:pPr>
+              <w:pStyle w:val="TableText"/>
+            </w:pPr>
+            <w:r>
+              <w:t xml:space="preserve">5 min</w:t>
+            </w:r>
+          </w:p>
+        </w:tc>
+        <w:tc>
+          <w:tcPr>
+            <w:tcW w:w="7306" w:type="dxa"/>
+            <w:shd w:val="clear" w:color="auto" w:fill="F7F9FB"/>
+          </w:tcPr>
+          <w:p>
+            <w:pPr>
+              <w:pStyle w:val="TableText"/>
+            </w:pPr>
+            <w:r>
+              <w:t xml:space="preserve">Check adverb position. </w:t>
+            </w:r>
+            <w:r>
+              <w:rPr>
+                <w:b/>
+              </w:rPr>
+              <w:t xml:space="preserve">Homework:</w:t>
+            </w:r>
+            <w:r>
+              <w:t xml:space="preserve"> Write about your weekend habits.</w:t>
+            </w:r>
+          </w:p>
+        </w:tc>
+      </w:tr>
+    </w:tbl>
+    <w:p/>
+    <w:p>
+      <w:pPr>
+        <w:pStyle w:val="Heading1"/>
+        <w:keepNext/>
+      </w:pPr>
+      <w:r>
+        <w:t xml:space="preserve">Plan 12: Unit 10, Beyond the Classroom</w:t>
+      </w:r>
+    </w:p>
+    <w:p>
+      <w:pPr>
+        <w:keepNext/>
+      </w:pPr>
+      <w:r>
+        <w:rPr>
+          <w:b/>
+        </w:rPr>
+        <w:t xml:space="preserve">Book activity:</w:t>
+      </w:r>
+      <w:r>
+        <w:t xml:space="preserve"> Activities 10.3 and 10.6. </w:t>
+      </w:r>
+      <w:r>
+        <w:rPr>
+          <w:b/>
+        </w:rPr>
+        <w:t xml:space="preserve">Focus:</w:t>
+      </w:r>
+      <w:r>
+        <w:t xml:space="preserve"> The past perfect and telling stories.</w:t>
+      </w:r>
+    </w:p>
+    <w:p>
+      <w:pPr>
+        <w:keepNext/>
+      </w:pPr>
+      <w:r>
+        <w:rPr>
+          <w:b/>
+        </w:rPr>
+        <w:t xml:space="preserve">Learning outcome:</w:t>
+      </w:r>
+      <w:r>
+        <w:t xml:space="preserve"> by the end of the lesson, pupils will be able to use the past perfect to show which past action happened first.</w:t>
+      </w:r>
+    </w:p>
+    <w:p>
+      <w:pPr>
+        <w:keepNext/>
+      </w:pPr>
+      <w:r>
+        <w:rPr>
+          <w:b/>
+        </w:rPr>
+        <w:t xml:space="preserve">Materials:</w:t>
+      </w:r>
+      <w:r>
+        <w:t xml:space="preserve"> The English Day conversation, a timeline.</w:t>
+      </w:r>
+    </w:p>
+    <w:tbl>
+      <w:tblPr>
+        <w:tblW w:w="10106" w:type="dxa"/>
+        <w:tblBorders>
+          <w:top w:val="single" w:sz="4" w:space="0" w:color="8FA3BF"/>
+          <w:left w:val="single" w:sz="4" w:space="0" w:color="8FA3BF"/>
+          <w:bottom w:val="single" w:sz="4" w:space="0" w:color="8FA3BF"/>
+          <w:right w:val="single" w:sz="4" w:space="0" w:color="8FA3BF"/>
+          <w:insideH w:val="single" w:sz="4" w:space="0" w:color="8FA3BF"/>
+          <w:insideV w:val="single" w:sz="4" w:space="0" w:color="8FA3BF"/>
+        </w:tblBorders>
+        <w:tblLayout w:type="fixed"/>
+        <w:tblCellMar>
+          <w:left w:w="80" w:type="dxa"/>
+          <w:right w:w="80" w:type="dxa"/>
+        </w:tblCellMar>
+      </w:tblPr>
+      <w:tblGrid>
+        <w:gridCol w:w="1826"/>
+        <w:gridCol w:w="974"/>
+        <w:gridCol w:w="7306"/>
+      </w:tblGrid>
+      <w:tr>
+        <w:trPr>
+          <w:tblHeader/>
+          <w:cantSplit/>
+        </w:trPr>
+        <w:tc>
+          <w:tcPr>
+            <w:tcW w:w="1826" w:type="dxa"/>
+            <w:shd w:val="clear" w:color="auto" w:fill="DCE6F2"/>
+          </w:tcPr>
+          <w:p>
+            <w:pPr>
+              <w:pStyle w:val="TableText"/>
+            </w:pPr>
+            <w:r>
+              <w:rPr>
+                <w:b/>
+              </w:rPr>
+              <w:t xml:space="preserve">Stage</w:t>
+            </w:r>
+          </w:p>
+        </w:tc>
+        <w:tc>
+          <w:tcPr>
+            <w:tcW w:w="974" w:type="dxa"/>
+            <w:shd w:val="clear" w:color="auto" w:fill="DCE6F2"/>
+          </w:tcPr>
+          <w:p>
+            <w:pPr>
+              <w:pStyle w:val="TableText"/>
+            </w:pPr>
+            <w:r>
+              <w:rPr>
+                <w:b/>
+              </w:rPr>
+              <w:t xml:space="preserve">Time</w:t>
+            </w:r>
+          </w:p>
+        </w:tc>
+        <w:tc>
+          <w:tcPr>
+            <w:tcW w:w="7306" w:type="dxa"/>
+            <w:shd w:val="clear" w:color="auto" w:fill="DCE6F2"/>
+          </w:tcPr>
+          <w:p>
+            <w:pPr>
+              <w:pStyle w:val="TableText"/>
+            </w:pPr>
+            <w:r>
+              <w:rPr>
+                <w:b/>
+              </w:rPr>
+              <w:t xml:space="preserve">What happens</w:t>
+            </w:r>
+          </w:p>
+        </w:tc>
+      </w:tr>
+      <w:tr>
+        <w:trPr>
+          <w:cantSplit/>
+        </w:trPr>
+        <w:tc>
+          <w:tcPr>
+            <w:tcW w:w="1826" w:type="dxa"/>
+            <w:shd w:val="clear" w:color="auto" w:fill="EFF4FB"/>
+            <w:tcBorders>
+              <w:left w:val="single" w:sz="18" w:space="0" w:color="1E4276"/>
+            </w:tcBorders>
+          </w:tcPr>
+          <w:p>
+            <w:pPr>
+              <w:pStyle w:val="TableText"/>
+            </w:pPr>
+            <w:r>
+              <w:rPr>
+                <w:b/>
+                <w:color w:val="0F2647"/>
+              </w:rPr>
+              <w:t xml:space="preserve">Presentation</w:t>
+            </w:r>
+          </w:p>
+        </w:tc>
+        <w:tc>
+          <w:tcPr>
+            <w:tcW w:w="974" w:type="dxa"/>
+            <w:shd w:val="clear" w:color="auto" w:fill="EFF4FB"/>
+          </w:tcPr>
+          <w:p>
+            <w:pPr>
+              <w:pStyle w:val="TableText"/>
+            </w:pPr>
+            <w:r>
+              <w:t xml:space="preserve">10 min</w:t>
+            </w:r>
+          </w:p>
+        </w:tc>
+        <w:tc>
+          <w:tcPr>
+            <w:tcW w:w="7306" w:type="dxa"/>
+            <w:shd w:val="clear" w:color="auto" w:fill="EFF4FB"/>
           </w:tcPr>
           <w:p>
             <w:pPr>
@@ -3866,12 +4575,20 @@
         <w:tc>
           <w:tcPr>
             <w:tcW w:w="1826" w:type="dxa"/>
-          </w:tcPr>
-          <w:p>
-            <w:pPr>
-              <w:pStyle w:val="TableText"/>
-            </w:pPr>
-            <w:r>
+            <w:shd w:val="clear" w:color="auto" w:fill="EDF7F4"/>
+            <w:tcBorders>
+              <w:left w:val="single" w:sz="18" w:space="0" w:color="0E7C66"/>
+            </w:tcBorders>
+          </w:tcPr>
+          <w:p>
+            <w:pPr>
+              <w:pStyle w:val="TableText"/>
+            </w:pPr>
+            <w:r>
+              <w:rPr>
+                <w:b/>
+                <w:color w:val="08503F"/>
+              </w:rPr>
               <w:t xml:space="preserve">Practice</w:t>
             </w:r>
           </w:p>
@@ -3879,6 +4596,7 @@
         <w:tc>
           <w:tcPr>
             <w:tcW w:w="974" w:type="dxa"/>
+            <w:shd w:val="clear" w:color="auto" w:fill="EDF7F4"/>
           </w:tcPr>
           <w:p>
             <w:pPr>
@@ -3892,6 +4610,7 @@
         <w:tc>
           <w:tcPr>
             <w:tcW w:w="7306" w:type="dxa"/>
+            <w:shd w:val="clear" w:color="auto" w:fill="EDF7F4"/>
           </w:tcPr>
           <w:p>
             <w:pPr>
@@ -3910,12 +4629,20 @@
         <w:tc>
           <w:tcPr>
             <w:tcW w:w="1826" w:type="dxa"/>
-          </w:tcPr>
-          <w:p>
-            <w:pPr>
-              <w:pStyle w:val="TableText"/>
-            </w:pPr>
-            <w:r>
+            <w:shd w:val="clear" w:color="auto" w:fill="FDF6E8"/>
+            <w:tcBorders>
+              <w:left w:val="single" w:sz="18" w:space="0" w:color="B07C12"/>
+            </w:tcBorders>
+          </w:tcPr>
+          <w:p>
+            <w:pPr>
+              <w:pStyle w:val="TableText"/>
+            </w:pPr>
+            <w:r>
+              <w:rPr>
+                <w:b/>
+                <w:color w:val="7D5205"/>
+              </w:rPr>
               <w:t xml:space="preserve">Production</w:t>
             </w:r>
           </w:p>
@@ -3923,6 +4650,7 @@
         <w:tc>
           <w:tcPr>
             <w:tcW w:w="974" w:type="dxa"/>
+            <w:shd w:val="clear" w:color="auto" w:fill="FDF6E8"/>
           </w:tcPr>
           <w:p>
             <w:pPr>
@@ -3936,6 +4664,7 @@
         <w:tc>
           <w:tcPr>
             <w:tcW w:w="7306" w:type="dxa"/>
+            <w:shd w:val="clear" w:color="auto" w:fill="FDF6E8"/>
           </w:tcPr>
           <w:p>
             <w:pPr>
@@ -3954,12 +4683,20 @@
         <w:tc>
           <w:tcPr>
             <w:tcW w:w="1826" w:type="dxa"/>
-          </w:tcPr>
-          <w:p>
-            <w:pPr>
-              <w:pStyle w:val="TableText"/>
-            </w:pPr>
-            <w:r>
+            <w:shd w:val="clear" w:color="auto" w:fill="F7F9FB"/>
+            <w:tcBorders>
+              <w:left w:val="single" w:sz="18" w:space="0" w:color="8E98A4"/>
+            </w:tcBorders>
+          </w:tcPr>
+          <w:p>
+            <w:pPr>
+              <w:pStyle w:val="TableText"/>
+            </w:pPr>
+            <w:r>
+              <w:rPr>
+                <w:b/>
+                <w:color w:val="33404F"/>
+              </w:rPr>
               <w:t xml:space="preserve">Check and close</w:t>
             </w:r>
           </w:p>
@@ -3967,6 +4704,7 @@
         <w:tc>
           <w:tcPr>
             <w:tcW w:w="974" w:type="dxa"/>
+            <w:shd w:val="clear" w:color="auto" w:fill="F7F9FB"/>
           </w:tcPr>
           <w:p>
             <w:pPr>
@@ -3980,6 +4718,7 @@
         <w:tc>
           <w:tcPr>
             <w:tcW w:w="7306" w:type="dxa"/>
+            <w:shd w:val="clear" w:color="auto" w:fill="F7F9FB"/>
           </w:tcPr>
           <w:p>
             <w:pPr>
